--- a/exercises/Bài tập tổng hợp 40-44 - Động từ khuyết thiếu/Đề 2.docx
+++ b/exercises/Bài tập tổng hợp 40-44 - Động từ khuyết thiếu/Đề 2.docx
@@ -3,604 +3,2788 @@
 <w:document xmlns:w="http://schemas.openxmlformats.org/wordprocessingml/2006/main">
   <w:body>
     <w:p>
-      <w:r>
-        <w:rPr>
+      <w:pPr>
+        <w:spacing w:before="0" w:after="280"/>
+        <w:keepNext/>
+        <w:jc w:val="center"/>
+      </w:pPr>
+      <w:r>
+        <w:rPr>
+          <w:color w:val="000000"/>
           <w:b/>
         </w:rPr>
-        <w:t xml:space="preserve">ĐỀ TỔNG HỢP 40–44 – ĐỀ 2</w:t>
-      </w:r>
-    </w:p>
-    <w:p>
-      <w:r>
-        <w:t xml:space="preserve">MODAL VERBS: CAN / COULD / MAY / MIGHT / MUST / HAVE TO / SHOULD / OUGHT TO / WILL / WOULD / SHALL</w:t>
-      </w:r>
-    </w:p>
-    <w:p>
-      <w:r>
-        <w:t xml:space="preserve">Họ và tên: __________________________                         Điểm: ________/100</w:t>
-      </w:r>
-    </w:p>
-    <w:p>
-      <w:r>
-        <w:rPr>
+        <w:t>ĐỀ TỔNG HỢP 40–44 – ĐỀ 2</w:t>
+      </w:r>
+    </w:p>
+    <w:p>
+      <w:pPr>
+        <w:spacing w:before="0" w:after="180"/>
+        <w:jc w:val="center"/>
+      </w:pPr>
+      <w:r>
+        <w:rPr>
+          <w:color w:val="000000"/>
           <w:b/>
         </w:rPr>
-        <w:t xml:space="preserve">PHẦN 1. CHỌN ĐỘNG TỪ KHUYẾT THIẾU ĐÚNG (10 điểm)</w:t>
-      </w:r>
-    </w:p>
-    <w:p>
-      <w:r>
-        <w:t xml:space="preserve">1. You look tired. You ___ rest. A should B may not C shall not</w:t>
-      </w:r>
-    </w:p>
-    <w:p>
-      <w:r>
-        <w:t xml:space="preserve">2. We ___ respect older people. A ought to B might C can</w:t>
-      </w:r>
-    </w:p>
-    <w:p>
-      <w:r>
-        <w:t xml:space="preserve">3. I ___ call you tonight. A will B must not C could not</w:t>
-      </w:r>
-    </w:p>
-    <w:p>
-      <w:r>
-        <w:t xml:space="preserve">4. ___ you like some tea? A Shall B Would C Must</w:t>
-      </w:r>
-    </w:p>
-    <w:p>
-      <w:r>
-        <w:t xml:space="preserve">5. ___ we meet at seven? A Shall B Have C Might not</w:t>
-      </w:r>
-    </w:p>
-    <w:p>
-      <w:r>
-        <w:t xml:space="preserve">6. When I was five, I ___ read. A can B could C may</w:t>
-      </w:r>
-    </w:p>
-    <w:p>
-      <w:r>
-        <w:t xml:space="preserve">7. You ___ park here; it is forbidden. A do not have to B must not C might not</w:t>
-      </w:r>
-    </w:p>
-    <w:p>
-      <w:r>
-        <w:t xml:space="preserve">8. You ___ bring food; we already have enough. A must not B do not have to C should not</w:t>
-      </w:r>
-    </w:p>
-    <w:p>
-      <w:r>
-        <w:t xml:space="preserve">9. ___ you help me, please? A Could B Must C Shall not</w:t>
-      </w:r>
-    </w:p>
-    <w:p>
-      <w:r>
-        <w:t xml:space="preserve">10. Students ___ submit the form by Friday. A have to B would C might</w:t>
-      </w:r>
-    </w:p>
-    <w:p>
-      <w:r>
-        <w:rPr>
+        <w:t>MODAL VERBS: CAN / COULD / MAY / MIGHT / MUST / HAVE TO / SHOULD / OUGHT TO / WILL / WOULD / SHALL</w:t>
+      </w:r>
+    </w:p>
+    <w:p>
+      <w:pPr>
+        <w:spacing w:before="0" w:after="100"/>
+      </w:pPr>
+      <w:r>
+        <w:rPr>
+          <w:color w:val="000000"/>
+        </w:rPr>
+        <w:t>Họ và tên: __________________________                         Điểm: ________/100</w:t>
+      </w:r>
+    </w:p>
+    <w:p>
+      <w:pPr>
+        <w:spacing w:before="0" w:after="100"/>
+      </w:pPr>
+      <w:r>
+        <w:rPr>
+          <w:color w:val="000000"/>
+        </w:rPr>
+        <w:t>Phạm vi kiến thức: Bài 40–44 — can/could; may/might; must/have to; should/ought to; will/would/shall.</w:t>
+      </w:r>
+    </w:p>
+    <w:p>
+      <w:pPr>
+        <w:spacing w:before="0" w:after="100"/>
+      </w:pPr>
+      <w:r>
+        <w:rPr>
+          <w:color w:val="000000"/>
+        </w:rPr>
+        <w:t>Thời gian làm bài dự kiến: 90 phút.</w:t>
+      </w:r>
+    </w:p>
+    <w:p>
+      <w:pPr>
+        <w:spacing w:before="0" w:after="100"/>
+      </w:pPr>
+      <w:r>
+        <w:rPr>
+          <w:color w:val="000000"/>
+        </w:rPr>
+        <w:t>Tổng điểm: 100 điểm.</w:t>
+      </w:r>
+    </w:p>
+    <w:p>
+      <w:pPr>
+        <w:spacing w:before="0" w:after="120"/>
+      </w:pPr>
+      <w:r>
+        <w:rPr>
+          <w:color w:val="000000"/>
+        </w:rPr>
+        <w:t>Hướng dẫn chung: Làm lần lượt từng phần và kiểm tra nghĩa, dạng phủ định, dạng câu hỏi cùng cách dùng của mỗi động từ khuyết thiếu trước khi nộp bài.</w:t>
+      </w:r>
+    </w:p>
+    <w:p>
+      <w:pPr>
+        <w:spacing w:before="240" w:after="60"/>
+        <w:keepNext/>
+      </w:pPr>
+      <w:r>
+        <w:rPr>
+          <w:color w:val="000000"/>
           <w:b/>
         </w:rPr>
-        <w:t xml:space="preserve">PHẦN 2. CAN / COULD (10 điểm)</w:t>
-      </w:r>
-    </w:p>
-    <w:p>
-      <w:r>
-        <w:t xml:space="preserve">1. He ___ play chess when he was six.</w:t>
-      </w:r>
-    </w:p>
-    <w:p>
-      <w:r>
-        <w:t xml:space="preserve">2. I am sorry, but I ___ come tonight.</w:t>
-      </w:r>
-    </w:p>
-    <w:p>
-      <w:r>
-        <w:t xml:space="preserve">3. ___ you swim when you were young?</w:t>
-      </w:r>
-    </w:p>
-    <w:p>
-      <w:r>
-        <w:t xml:space="preserve">4. This box is light; I ___ carry it.</w:t>
-      </w:r>
-    </w:p>
-    <w:p>
-      <w:r>
-        <w:t xml:space="preserve">5. The road was dark, so we ___ not see clearly.</w:t>
-      </w:r>
-    </w:p>
-    <w:p>
-      <w:r>
-        <w:t xml:space="preserve">6. ___ you tell me the time, please?</w:t>
-      </w:r>
-    </w:p>
-    <w:p>
-      <w:r>
-        <w:t xml:space="preserve">7. Birds ___ fly, but penguins cannot.</w:t>
-      </w:r>
-    </w:p>
-    <w:p>
-      <w:r>
-        <w:t xml:space="preserve">8. She practiced, and finally she ___ solve it.</w:t>
-      </w:r>
-    </w:p>
-    <w:p>
-      <w:r>
-        <w:t xml:space="preserve">9. You ___ sit here if you like.</w:t>
-      </w:r>
-    </w:p>
-    <w:p>
-      <w:r>
-        <w:t xml:space="preserve">10. I ___ hear someone outside.</w:t>
-      </w:r>
-    </w:p>
-    <w:p>
-      <w:r>
-        <w:rPr>
+        <w:t>PHẦN 1. CHỌN ĐỘNG TỪ KHUYẾT THIẾU ĐÚNG (10 điểm)</w:t>
+      </w:r>
+    </w:p>
+    <w:p>
+      <w:pPr>
+        <w:spacing w:before="0" w:after="60"/>
+        <w:keepNext/>
+      </w:pPr>
+      <w:r>
+        <w:rPr>
+          <w:color w:val="000000"/>
+          <w:i/>
+        </w:rPr>
+        <w:t>Hướng dẫn: Đọc từng câu và chọn động từ khuyết thiếu phù hợp nhất.</w:t>
+      </w:r>
+    </w:p>
+    <w:p>
+      <w:pPr>
+        <w:spacing w:before="120" w:after="60"/>
+        <w:keepNext/>
+      </w:pPr>
+      <w:r>
+        <w:rPr>
+          <w:color w:val="000000"/>
+        </w:rPr>
+        <w:t>1. You look tired. You ___ rest.</w:t>
+      </w:r>
+    </w:p>
+    <w:p>
+      <w:pPr>
+        <w:spacing w:before="0" w:after="40"/>
+        <w:keepNext/>
+      </w:pPr>
+      <w:r>
+        <w:rPr>
+          <w:color w:val="000000"/>
+        </w:rPr>
+        <w:t>A. should</w:t>
+      </w:r>
+    </w:p>
+    <w:p>
+      <w:pPr>
+        <w:spacing w:before="0" w:after="40"/>
+        <w:keepNext/>
+      </w:pPr>
+      <w:r>
+        <w:rPr>
+          <w:color w:val="000000"/>
+        </w:rPr>
+        <w:t>B. may not</w:t>
+      </w:r>
+    </w:p>
+    <w:p>
+      <w:pPr>
+        <w:spacing w:before="0" w:after="200"/>
+      </w:pPr>
+      <w:r>
+        <w:rPr>
+          <w:color w:val="000000"/>
+        </w:rPr>
+        <w:t>C. shall not</w:t>
+      </w:r>
+    </w:p>
+    <w:p>
+      <w:pPr>
+        <w:spacing w:before="120" w:after="60"/>
+        <w:keepNext/>
+      </w:pPr>
+      <w:r>
+        <w:rPr>
+          <w:color w:val="000000"/>
+        </w:rPr>
+        <w:t>2. We ___ respect older people.</w:t>
+      </w:r>
+    </w:p>
+    <w:p>
+      <w:pPr>
+        <w:spacing w:before="0" w:after="40"/>
+        <w:keepNext/>
+      </w:pPr>
+      <w:r>
+        <w:rPr>
+          <w:color w:val="000000"/>
+        </w:rPr>
+        <w:t>A. ought to</w:t>
+      </w:r>
+    </w:p>
+    <w:p>
+      <w:pPr>
+        <w:spacing w:before="0" w:after="40"/>
+        <w:keepNext/>
+      </w:pPr>
+      <w:r>
+        <w:rPr>
+          <w:color w:val="000000"/>
+        </w:rPr>
+        <w:t>B. might</w:t>
+      </w:r>
+    </w:p>
+    <w:p>
+      <w:pPr>
+        <w:spacing w:before="0" w:after="200"/>
+      </w:pPr>
+      <w:r>
+        <w:rPr>
+          <w:color w:val="000000"/>
+        </w:rPr>
+        <w:t>C. can</w:t>
+      </w:r>
+    </w:p>
+    <w:p>
+      <w:pPr>
+        <w:spacing w:before="120" w:after="60"/>
+        <w:keepNext/>
+      </w:pPr>
+      <w:r>
+        <w:rPr>
+          <w:color w:val="000000"/>
+        </w:rPr>
+        <w:t>3. I ___ call you tonight.</w:t>
+      </w:r>
+    </w:p>
+    <w:p>
+      <w:pPr>
+        <w:spacing w:before="0" w:after="40"/>
+        <w:keepNext/>
+      </w:pPr>
+      <w:r>
+        <w:rPr>
+          <w:color w:val="000000"/>
+        </w:rPr>
+        <w:t>A. will</w:t>
+      </w:r>
+    </w:p>
+    <w:p>
+      <w:pPr>
+        <w:spacing w:before="0" w:after="40"/>
+        <w:keepNext/>
+      </w:pPr>
+      <w:r>
+        <w:rPr>
+          <w:color w:val="000000"/>
+        </w:rPr>
+        <w:t>B. must not</w:t>
+      </w:r>
+    </w:p>
+    <w:p>
+      <w:pPr>
+        <w:spacing w:before="0" w:after="200"/>
+      </w:pPr>
+      <w:r>
+        <w:rPr>
+          <w:color w:val="000000"/>
+        </w:rPr>
+        <w:t>C. could not</w:t>
+      </w:r>
+    </w:p>
+    <w:p>
+      <w:pPr>
+        <w:spacing w:before="120" w:after="60"/>
+        <w:keepNext/>
+      </w:pPr>
+      <w:r>
+        <w:rPr>
+          <w:color w:val="000000"/>
+        </w:rPr>
+        <w:t>4. ___ you like some tea?</w:t>
+      </w:r>
+    </w:p>
+    <w:p>
+      <w:pPr>
+        <w:spacing w:before="0" w:after="40"/>
+        <w:keepNext/>
+      </w:pPr>
+      <w:r>
+        <w:rPr>
+          <w:color w:val="000000"/>
+        </w:rPr>
+        <w:t>A. Shall</w:t>
+      </w:r>
+    </w:p>
+    <w:p>
+      <w:pPr>
+        <w:spacing w:before="0" w:after="40"/>
+        <w:keepNext/>
+      </w:pPr>
+      <w:r>
+        <w:rPr>
+          <w:color w:val="000000"/>
+        </w:rPr>
+        <w:t>B. Would</w:t>
+      </w:r>
+    </w:p>
+    <w:p>
+      <w:pPr>
+        <w:spacing w:before="0" w:after="200"/>
+      </w:pPr>
+      <w:r>
+        <w:rPr>
+          <w:color w:val="000000"/>
+        </w:rPr>
+        <w:t>C. Must</w:t>
+      </w:r>
+    </w:p>
+    <w:p>
+      <w:pPr>
+        <w:spacing w:before="120" w:after="60"/>
+        <w:keepNext/>
+      </w:pPr>
+      <w:r>
+        <w:rPr>
+          <w:color w:val="000000"/>
+        </w:rPr>
+        <w:t>5. ___ we meet at seven?</w:t>
+      </w:r>
+    </w:p>
+    <w:p>
+      <w:pPr>
+        <w:spacing w:before="0" w:after="40"/>
+        <w:keepNext/>
+      </w:pPr>
+      <w:r>
+        <w:rPr>
+          <w:color w:val="000000"/>
+        </w:rPr>
+        <w:t>A. Shall</w:t>
+      </w:r>
+    </w:p>
+    <w:p>
+      <w:pPr>
+        <w:spacing w:before="0" w:after="40"/>
+        <w:keepNext/>
+      </w:pPr>
+      <w:r>
+        <w:rPr>
+          <w:color w:val="000000"/>
+        </w:rPr>
+        <w:t>B. Have</w:t>
+      </w:r>
+    </w:p>
+    <w:p>
+      <w:pPr>
+        <w:spacing w:before="0" w:after="200"/>
+      </w:pPr>
+      <w:r>
+        <w:rPr>
+          <w:color w:val="000000"/>
+        </w:rPr>
+        <w:t>C. Might not</w:t>
+      </w:r>
+    </w:p>
+    <w:p>
+      <w:pPr>
+        <w:spacing w:before="120" w:after="60"/>
+        <w:keepNext/>
+      </w:pPr>
+      <w:r>
+        <w:rPr>
+          <w:color w:val="000000"/>
+        </w:rPr>
+        <w:t>6. When I was five, I ___ read.</w:t>
+      </w:r>
+    </w:p>
+    <w:p>
+      <w:pPr>
+        <w:spacing w:before="0" w:after="40"/>
+        <w:keepNext/>
+      </w:pPr>
+      <w:r>
+        <w:rPr>
+          <w:color w:val="000000"/>
+        </w:rPr>
+        <w:t>A. can</w:t>
+      </w:r>
+    </w:p>
+    <w:p>
+      <w:pPr>
+        <w:spacing w:before="0" w:after="40"/>
+        <w:keepNext/>
+      </w:pPr>
+      <w:r>
+        <w:rPr>
+          <w:color w:val="000000"/>
+        </w:rPr>
+        <w:t>B. could</w:t>
+      </w:r>
+    </w:p>
+    <w:p>
+      <w:pPr>
+        <w:spacing w:before="0" w:after="200"/>
+      </w:pPr>
+      <w:r>
+        <w:rPr>
+          <w:color w:val="000000"/>
+        </w:rPr>
+        <w:t>C. may</w:t>
+      </w:r>
+    </w:p>
+    <w:p>
+      <w:pPr>
+        <w:spacing w:before="120" w:after="60"/>
+        <w:keepNext/>
+      </w:pPr>
+      <w:r>
+        <w:rPr>
+          <w:color w:val="000000"/>
+        </w:rPr>
+        <w:t>7. You ___ park here; it is forbidden.</w:t>
+      </w:r>
+    </w:p>
+    <w:p>
+      <w:pPr>
+        <w:spacing w:before="0" w:after="40"/>
+        <w:keepNext/>
+      </w:pPr>
+      <w:r>
+        <w:rPr>
+          <w:color w:val="000000"/>
+        </w:rPr>
+        <w:t>A. do not have to</w:t>
+      </w:r>
+    </w:p>
+    <w:p>
+      <w:pPr>
+        <w:spacing w:before="0" w:after="40"/>
+        <w:keepNext/>
+      </w:pPr>
+      <w:r>
+        <w:rPr>
+          <w:color w:val="000000"/>
+        </w:rPr>
+        <w:t>B. must not</w:t>
+      </w:r>
+    </w:p>
+    <w:p>
+      <w:pPr>
+        <w:spacing w:before="0" w:after="200"/>
+      </w:pPr>
+      <w:r>
+        <w:rPr>
+          <w:color w:val="000000"/>
+        </w:rPr>
+        <w:t>C. might not</w:t>
+      </w:r>
+    </w:p>
+    <w:p>
+      <w:pPr>
+        <w:spacing w:before="120" w:after="60"/>
+        <w:keepNext/>
+      </w:pPr>
+      <w:r>
+        <w:rPr>
+          <w:color w:val="000000"/>
+        </w:rPr>
+        <w:t>8. You ___ bring food; we already have enough.</w:t>
+      </w:r>
+    </w:p>
+    <w:p>
+      <w:pPr>
+        <w:spacing w:before="0" w:after="40"/>
+        <w:keepNext/>
+      </w:pPr>
+      <w:r>
+        <w:rPr>
+          <w:color w:val="000000"/>
+        </w:rPr>
+        <w:t>A. must not</w:t>
+      </w:r>
+    </w:p>
+    <w:p>
+      <w:pPr>
+        <w:spacing w:before="0" w:after="40"/>
+        <w:keepNext/>
+      </w:pPr>
+      <w:r>
+        <w:rPr>
+          <w:color w:val="000000"/>
+        </w:rPr>
+        <w:t>B. do not have to</w:t>
+      </w:r>
+    </w:p>
+    <w:p>
+      <w:pPr>
+        <w:spacing w:before="0" w:after="200"/>
+      </w:pPr>
+      <w:r>
+        <w:rPr>
+          <w:color w:val="000000"/>
+        </w:rPr>
+        <w:t>C. should not</w:t>
+      </w:r>
+    </w:p>
+    <w:p>
+      <w:pPr>
+        <w:spacing w:before="120" w:after="60"/>
+        <w:keepNext/>
+      </w:pPr>
+      <w:r>
+        <w:rPr>
+          <w:color w:val="000000"/>
+        </w:rPr>
+        <w:t>9. ___ you help me, please?</w:t>
+      </w:r>
+    </w:p>
+    <w:p>
+      <w:pPr>
+        <w:spacing w:before="0" w:after="40"/>
+        <w:keepNext/>
+      </w:pPr>
+      <w:r>
+        <w:rPr>
+          <w:color w:val="000000"/>
+        </w:rPr>
+        <w:t>A. Could</w:t>
+      </w:r>
+    </w:p>
+    <w:p>
+      <w:pPr>
+        <w:spacing w:before="0" w:after="40"/>
+        <w:keepNext/>
+      </w:pPr>
+      <w:r>
+        <w:rPr>
+          <w:color w:val="000000"/>
+        </w:rPr>
+        <w:t>B. Must</w:t>
+      </w:r>
+    </w:p>
+    <w:p>
+      <w:pPr>
+        <w:spacing w:before="0" w:after="200"/>
+      </w:pPr>
+      <w:r>
+        <w:rPr>
+          <w:color w:val="000000"/>
+        </w:rPr>
+        <w:t>C. Shall not</w:t>
+      </w:r>
+    </w:p>
+    <w:p>
+      <w:pPr>
+        <w:spacing w:before="120" w:after="60"/>
+        <w:keepNext/>
+      </w:pPr>
+      <w:r>
+        <w:rPr>
+          <w:color w:val="000000"/>
+        </w:rPr>
+        <w:t>10. Students ___ submit the form by Friday.</w:t>
+      </w:r>
+    </w:p>
+    <w:p>
+      <w:pPr>
+        <w:spacing w:before="0" w:after="40"/>
+        <w:keepNext/>
+      </w:pPr>
+      <w:r>
+        <w:rPr>
+          <w:color w:val="000000"/>
+        </w:rPr>
+        <w:t>A. have to</w:t>
+      </w:r>
+    </w:p>
+    <w:p>
+      <w:pPr>
+        <w:spacing w:before="0" w:after="40"/>
+        <w:keepNext/>
+      </w:pPr>
+      <w:r>
+        <w:rPr>
+          <w:color w:val="000000"/>
+        </w:rPr>
+        <w:t>B. would</w:t>
+      </w:r>
+    </w:p>
+    <w:p>
+      <w:pPr>
+        <w:spacing w:before="0" w:after="200"/>
+      </w:pPr>
+      <w:r>
+        <w:rPr>
+          <w:color w:val="000000"/>
+        </w:rPr>
+        <w:t>C. might</w:t>
+      </w:r>
+    </w:p>
+    <w:p>
+      <w:pPr>
+        <w:spacing w:before="240" w:after="60"/>
+        <w:keepNext/>
+      </w:pPr>
+      <w:r>
+        <w:rPr>
+          <w:color w:val="000000"/>
           <w:b/>
         </w:rPr>
-        <w:t xml:space="preserve">PHẦN 3. MAY / MIGHT (10 điểm)</w:t>
-      </w:r>
-    </w:p>
-    <w:p>
-      <w:r>
-        <w:t xml:space="preserve">1. He ___ not know the answer.</w:t>
-      </w:r>
-    </w:p>
-    <w:p>
-      <w:r>
-        <w:t xml:space="preserve">2. ___ I ask a question?</w:t>
-      </w:r>
-    </w:p>
-    <w:p>
-      <w:r>
-        <w:t xml:space="preserve">3. The keys ___ be in my bag.</w:t>
-      </w:r>
-    </w:p>
-    <w:p>
-      <w:r>
-        <w:t xml:space="preserve">4. They ___ arrive late because of traffic.</w:t>
-      </w:r>
-    </w:p>
-    <w:p>
-      <w:r>
-        <w:t xml:space="preserve">5. You ___ use the meeting room now.</w:t>
-      </w:r>
-    </w:p>
-    <w:p>
-      <w:r>
-        <w:t xml:space="preserve">6. She ___ not join us tonight.</w:t>
-      </w:r>
-    </w:p>
-    <w:p>
-      <w:r>
-        <w:t xml:space="preserve">7. This plan ___ work, but I am unsure.</w:t>
-      </w:r>
-    </w:p>
-    <w:p>
-      <w:r>
-        <w:t xml:space="preserve">8. ___ we take a photo here?</w:t>
-      </w:r>
-    </w:p>
-    <w:p>
-      <w:r>
-        <w:t xml:space="preserve">9. The package ___ arrive tomorrow.</w:t>
-      </w:r>
-    </w:p>
-    <w:p>
-      <w:r>
-        <w:t xml:space="preserve">10. Be careful; the floor ___ be wet.</w:t>
-      </w:r>
-    </w:p>
-    <w:p>
-      <w:r>
-        <w:rPr>
+        <w:t>PHẦN 2. CAN / COULD (10 điểm)</w:t>
+      </w:r>
+    </w:p>
+    <w:p>
+      <w:pPr>
+        <w:spacing w:before="0" w:after="60"/>
+        <w:keepNext/>
+      </w:pPr>
+      <w:r>
+        <w:rPr>
+          <w:color w:val="000000"/>
+          <w:i/>
+        </w:rPr>
+        <w:t>Hướng dẫn: Điền can hoặc could theo khả năng, lời đề nghị hoặc ngữ cảnh quá khứ.</w:t>
+      </w:r>
+    </w:p>
+    <w:p>
+      <w:pPr>
+        <w:spacing w:before="40" w:after="60"/>
+      </w:pPr>
+      <w:r>
+        <w:rPr>
+          <w:color w:val="000000"/>
+        </w:rPr>
+        <w:t>1. He ___ play chess when he was six.</w:t>
+      </w:r>
+    </w:p>
+    <w:p>
+      <w:pPr>
+        <w:spacing w:before="120" w:after="160"/>
+      </w:pPr>
+      <w:r>
+        <w:rPr>
+          <w:color w:val="000000"/>
+        </w:rPr>
+        <w:t>2. I am sorry, but I ___ come tonight.</w:t>
+      </w:r>
+    </w:p>
+    <w:p>
+      <w:pPr>
+        <w:spacing w:before="120" w:after="160"/>
+      </w:pPr>
+      <w:r>
+        <w:rPr>
+          <w:color w:val="000000"/>
+        </w:rPr>
+        <w:t>3. ___ you swim when you were young?</w:t>
+      </w:r>
+    </w:p>
+    <w:p>
+      <w:pPr>
+        <w:spacing w:before="120" w:after="160"/>
+      </w:pPr>
+      <w:r>
+        <w:rPr>
+          <w:color w:val="000000"/>
+        </w:rPr>
+        <w:t>4. This box is light; I ___ carry it.</w:t>
+      </w:r>
+    </w:p>
+    <w:p>
+      <w:pPr>
+        <w:spacing w:before="120" w:after="160"/>
+      </w:pPr>
+      <w:r>
+        <w:rPr>
+          <w:color w:val="000000"/>
+        </w:rPr>
+        <w:t>5. The road was dark, so we ___ not see clearly.</w:t>
+      </w:r>
+    </w:p>
+    <w:p>
+      <w:pPr>
+        <w:spacing w:before="120" w:after="160"/>
+      </w:pPr>
+      <w:r>
+        <w:rPr>
+          <w:color w:val="000000"/>
+        </w:rPr>
+        <w:t>6. ___ you tell me the time, please?</w:t>
+      </w:r>
+    </w:p>
+    <w:p>
+      <w:pPr>
+        <w:spacing w:before="120" w:after="160"/>
+      </w:pPr>
+      <w:r>
+        <w:rPr>
+          <w:color w:val="000000"/>
+        </w:rPr>
+        <w:t>7. Birds ___ fly, but penguins cannot.</w:t>
+      </w:r>
+    </w:p>
+    <w:p>
+      <w:pPr>
+        <w:spacing w:before="120" w:after="160"/>
+      </w:pPr>
+      <w:r>
+        <w:rPr>
+          <w:color w:val="000000"/>
+        </w:rPr>
+        <w:t>8. She practiced, and finally she ___ solve it.</w:t>
+      </w:r>
+    </w:p>
+    <w:p>
+      <w:pPr>
+        <w:spacing w:before="120" w:after="160"/>
+      </w:pPr>
+      <w:r>
+        <w:rPr>
+          <w:color w:val="000000"/>
+        </w:rPr>
+        <w:t>9. You ___ sit here if you like.</w:t>
+      </w:r>
+    </w:p>
+    <w:p>
+      <w:pPr>
+        <w:spacing w:before="120" w:after="160"/>
+      </w:pPr>
+      <w:r>
+        <w:rPr>
+          <w:color w:val="000000"/>
+        </w:rPr>
+        <w:t>10. I ___ hear someone outside.</w:t>
+      </w:r>
+    </w:p>
+    <w:p>
+      <w:pPr>
+        <w:spacing w:before="240" w:after="60"/>
+        <w:keepNext/>
+      </w:pPr>
+      <w:r>
+        <w:rPr>
+          <w:color w:val="000000"/>
           <w:b/>
         </w:rPr>
-        <w:t xml:space="preserve">PHẦN 4. MUST / HAVE TO (10 điểm)</w:t>
-      </w:r>
-    </w:p>
-    <w:p>
-      <w:r>
-        <w:t xml:space="preserve">1. You ___ touch this wire. It is dangerous.</w:t>
-      </w:r>
-    </w:p>
-    <w:p>
-      <w:r>
-        <w:t xml:space="preserve">2. He ___ work yesterday because it was a holiday.</w:t>
-      </w:r>
-    </w:p>
-    <w:p>
-      <w:r>
-        <w:t xml:space="preserve">3. I ___ remember to call Mum.</w:t>
-      </w:r>
-    </w:p>
-    <w:p>
-      <w:r>
-        <w:t xml:space="preserve">4. Do you ___ travel for your job?</w:t>
-      </w:r>
-    </w:p>
-    <w:p>
-      <w:r>
-        <w:t xml:space="preserve">5. Students ___ cheat in exams.</w:t>
-      </w:r>
-    </w:p>
-    <w:p>
-      <w:r>
-        <w:t xml:space="preserve">6. We ___ pay; the event is free.</w:t>
-      </w:r>
-    </w:p>
-    <w:p>
-      <w:r>
-        <w:t xml:space="preserve">7. Lan ___ take the bus because her bike is broken.</w:t>
-      </w:r>
-    </w:p>
-    <w:p>
-      <w:r>
-        <w:t xml:space="preserve">8. You ___ be quiet in the library.</w:t>
-      </w:r>
-    </w:p>
-    <w:p>
-      <w:r>
-        <w:t xml:space="preserve">9. They ___ finish it today; tomorrow is fine.</w:t>
-      </w:r>
-    </w:p>
-    <w:p>
-      <w:r>
-        <w:t xml:space="preserve">10. Did Nam ___ wait long?</w:t>
-      </w:r>
-    </w:p>
-    <w:p>
-      <w:r>
-        <w:rPr>
+        <w:t>PHẦN 3. MAY / MIGHT (10 điểm)</w:t>
+      </w:r>
+    </w:p>
+    <w:p>
+      <w:pPr>
+        <w:spacing w:before="0" w:after="60"/>
+        <w:keepNext/>
+      </w:pPr>
+      <w:r>
+        <w:rPr>
+          <w:color w:val="000000"/>
+          <w:i/>
+        </w:rPr>
+        <w:t>Hướng dẫn: Điền may hoặc might theo mức độ khả năng và mục đích của câu.</w:t>
+      </w:r>
+    </w:p>
+    <w:p>
+      <w:pPr>
+        <w:spacing w:before="40" w:after="60"/>
+      </w:pPr>
+      <w:r>
+        <w:rPr>
+          <w:color w:val="000000"/>
+        </w:rPr>
+        <w:t>1. He ___ not know the answer.</w:t>
+      </w:r>
+    </w:p>
+    <w:p>
+      <w:pPr>
+        <w:spacing w:before="120" w:after="160"/>
+      </w:pPr>
+      <w:r>
+        <w:rPr>
+          <w:color w:val="000000"/>
+        </w:rPr>
+        <w:t>2. ___ I ask a question?</w:t>
+      </w:r>
+    </w:p>
+    <w:p>
+      <w:pPr>
+        <w:spacing w:before="120" w:after="160"/>
+      </w:pPr>
+      <w:r>
+        <w:rPr>
+          <w:color w:val="000000"/>
+        </w:rPr>
+        <w:t>3. The keys ___ be in my bag.</w:t>
+      </w:r>
+    </w:p>
+    <w:p>
+      <w:pPr>
+        <w:spacing w:before="120" w:after="160"/>
+      </w:pPr>
+      <w:r>
+        <w:rPr>
+          <w:color w:val="000000"/>
+        </w:rPr>
+        <w:t>4. They ___ arrive late because of traffic.</w:t>
+      </w:r>
+    </w:p>
+    <w:p>
+      <w:pPr>
+        <w:spacing w:before="120" w:after="160"/>
+      </w:pPr>
+      <w:r>
+        <w:rPr>
+          <w:color w:val="000000"/>
+        </w:rPr>
+        <w:t>5. You ___ use the meeting room now.</w:t>
+      </w:r>
+    </w:p>
+    <w:p>
+      <w:pPr>
+        <w:spacing w:before="120" w:after="160"/>
+      </w:pPr>
+      <w:r>
+        <w:rPr>
+          <w:color w:val="000000"/>
+        </w:rPr>
+        <w:t>6. She ___ not join us tonight.</w:t>
+      </w:r>
+    </w:p>
+    <w:p>
+      <w:pPr>
+        <w:spacing w:before="120" w:after="160"/>
+      </w:pPr>
+      <w:r>
+        <w:rPr>
+          <w:color w:val="000000"/>
+        </w:rPr>
+        <w:t>7. This plan ___ work, but I am unsure.</w:t>
+      </w:r>
+    </w:p>
+    <w:p>
+      <w:pPr>
+        <w:spacing w:before="120" w:after="160"/>
+      </w:pPr>
+      <w:r>
+        <w:rPr>
+          <w:color w:val="000000"/>
+        </w:rPr>
+        <w:t>8. ___ we take a photo here?</w:t>
+      </w:r>
+    </w:p>
+    <w:p>
+      <w:pPr>
+        <w:spacing w:before="120" w:after="160"/>
+      </w:pPr>
+      <w:r>
+        <w:rPr>
+          <w:color w:val="000000"/>
+        </w:rPr>
+        <w:t>9. The package ___ arrive tomorrow.</w:t>
+      </w:r>
+    </w:p>
+    <w:p>
+      <w:pPr>
+        <w:spacing w:before="120" w:after="160"/>
+      </w:pPr>
+      <w:r>
+        <w:rPr>
+          <w:color w:val="000000"/>
+        </w:rPr>
+        <w:t>10. Be careful; the floor ___ be wet.</w:t>
+      </w:r>
+    </w:p>
+    <w:p>
+      <w:pPr>
+        <w:spacing w:before="240" w:after="60"/>
+        <w:keepNext/>
+      </w:pPr>
+      <w:r>
+        <w:rPr>
+          <w:color w:val="000000"/>
           <w:b/>
         </w:rPr>
-        <w:t xml:space="preserve">PHẦN 5. SHOULD / OUGHT TO (10 điểm)</w:t>
-      </w:r>
-    </w:p>
-    <w:p>
-      <w:r>
-        <w:t xml:space="preserve">1. You ___ stay up so late.</w:t>
-      </w:r>
-    </w:p>
-    <w:p>
-      <w:r>
-        <w:t xml:space="preserve">2. They ___ check the weather before leaving.</w:t>
-      </w:r>
-    </w:p>
-    <w:p>
-      <w:r>
-        <w:t xml:space="preserve">3. What ___ we do?</w:t>
-      </w:r>
-    </w:p>
-    <w:p>
-      <w:r>
-        <w:t xml:space="preserve">4. Lan ___ talk to her teacher.</w:t>
-      </w:r>
-    </w:p>
-    <w:p>
-      <w:r>
-        <w:t xml:space="preserve">5. You ___ eat more vegetables.</w:t>
-      </w:r>
-    </w:p>
-    <w:p>
-      <w:r>
-        <w:t xml:space="preserve">6. Drivers ___ use phones while driving.</w:t>
-      </w:r>
-    </w:p>
-    <w:p>
-      <w:r>
-        <w:t xml:space="preserve">7. I think you ___ take an umbrella.</w:t>
-      </w:r>
-    </w:p>
-    <w:p>
-      <w:r>
-        <w:t xml:space="preserve">8. We ___ leave a little earlier.</w:t>
-      </w:r>
-    </w:p>
-    <w:p>
-      <w:r>
-        <w:t xml:space="preserve">9. He ___ worry so much.</w:t>
-      </w:r>
-    </w:p>
-    <w:p>
-      <w:r>
-        <w:t xml:space="preserve">10. ___ students wear uniforms?</w:t>
-      </w:r>
-    </w:p>
-    <w:p>
-      <w:r>
-        <w:rPr>
+        <w:t>PHẦN 4. MUST / HAVE TO (10 điểm)</w:t>
+      </w:r>
+    </w:p>
+    <w:p>
+      <w:pPr>
+        <w:spacing w:before="0" w:after="60"/>
+        <w:keepNext/>
+      </w:pPr>
+      <w:r>
+        <w:rPr>
+          <w:color w:val="000000"/>
+          <w:i/>
+        </w:rPr>
+        <w:t>Hướng dẫn: Điền must hoặc have to, kể cả dạng phủ định và dạng câu hỏi khi cần.</w:t>
+      </w:r>
+    </w:p>
+    <w:p>
+      <w:pPr>
+        <w:spacing w:before="40" w:after="60"/>
+      </w:pPr>
+      <w:r>
+        <w:rPr>
+          <w:color w:val="000000"/>
+        </w:rPr>
+        <w:t>1. You ___ touch this wire. It is dangerous.</w:t>
+      </w:r>
+    </w:p>
+    <w:p>
+      <w:pPr>
+        <w:spacing w:before="120" w:after="160"/>
+      </w:pPr>
+      <w:r>
+        <w:rPr>
+          <w:color w:val="000000"/>
+        </w:rPr>
+        <w:t>2. He ___ work yesterday because it was a holiday.</w:t>
+      </w:r>
+    </w:p>
+    <w:p>
+      <w:pPr>
+        <w:spacing w:before="120" w:after="160"/>
+      </w:pPr>
+      <w:r>
+        <w:rPr>
+          <w:color w:val="000000"/>
+        </w:rPr>
+        <w:t>3. I ___ remember to call Mum.</w:t>
+      </w:r>
+    </w:p>
+    <w:p>
+      <w:pPr>
+        <w:spacing w:before="120" w:after="160"/>
+      </w:pPr>
+      <w:r>
+        <w:rPr>
+          <w:color w:val="000000"/>
+        </w:rPr>
+        <w:t>4. Do you ___ travel for your job?</w:t>
+      </w:r>
+    </w:p>
+    <w:p>
+      <w:pPr>
+        <w:spacing w:before="120" w:after="160"/>
+      </w:pPr>
+      <w:r>
+        <w:rPr>
+          <w:color w:val="000000"/>
+        </w:rPr>
+        <w:t>5. Students ___ cheat in exams.</w:t>
+      </w:r>
+    </w:p>
+    <w:p>
+      <w:pPr>
+        <w:spacing w:before="120" w:after="160"/>
+      </w:pPr>
+      <w:r>
+        <w:rPr>
+          <w:color w:val="000000"/>
+        </w:rPr>
+        <w:t>6. We ___ pay; the event is free.</w:t>
+      </w:r>
+    </w:p>
+    <w:p>
+      <w:pPr>
+        <w:spacing w:before="120" w:after="160"/>
+      </w:pPr>
+      <w:r>
+        <w:rPr>
+          <w:color w:val="000000"/>
+        </w:rPr>
+        <w:t>7. Lan ___ take the bus because her bike is broken.</w:t>
+      </w:r>
+    </w:p>
+    <w:p>
+      <w:pPr>
+        <w:spacing w:before="120" w:after="160"/>
+      </w:pPr>
+      <w:r>
+        <w:rPr>
+          <w:color w:val="000000"/>
+        </w:rPr>
+        <w:t>8. You ___ be quiet in the library.</w:t>
+      </w:r>
+    </w:p>
+    <w:p>
+      <w:pPr>
+        <w:spacing w:before="120" w:after="160"/>
+      </w:pPr>
+      <w:r>
+        <w:rPr>
+          <w:color w:val="000000"/>
+        </w:rPr>
+        <w:t>9. They ___ finish it today; tomorrow is fine.</w:t>
+      </w:r>
+    </w:p>
+    <w:p>
+      <w:pPr>
+        <w:spacing w:before="120" w:after="160"/>
+      </w:pPr>
+      <w:r>
+        <w:rPr>
+          <w:color w:val="000000"/>
+        </w:rPr>
+        <w:t>10. Did Nam ___ wait long?</w:t>
+      </w:r>
+    </w:p>
+    <w:p>
+      <w:pPr>
+        <w:spacing w:before="240" w:after="60"/>
+        <w:keepNext/>
+      </w:pPr>
+      <w:r>
+        <w:rPr>
+          <w:color w:val="000000"/>
           <w:b/>
         </w:rPr>
-        <w:t xml:space="preserve">PHẦN 6. WILL / WOULD / SHALL (10 điểm)</w:t>
-      </w:r>
-    </w:p>
-    <w:p>
-      <w:r>
-        <w:t xml:space="preserve">1. ___ I carry that bag for you?</w:t>
-      </w:r>
-    </w:p>
-    <w:p>
-      <w:r>
-        <w:t xml:space="preserve">2. She promised she ___ call.</w:t>
-      </w:r>
-    </w:p>
-    <w:p>
-      <w:r>
-        <w:t xml:space="preserve">3. We ___ not forget your help.</w:t>
-      </w:r>
-    </w:p>
-    <w:p>
-      <w:r>
-        <w:t xml:space="preserve">4. What ___ you like to drink?</w:t>
-      </w:r>
-    </w:p>
-    <w:p>
-      <w:r>
-        <w:t xml:space="preserve">5. ___ we go by bus or taxi?</w:t>
-      </w:r>
-    </w:p>
-    <w:p>
-      <w:r>
-        <w:t xml:space="preserve">6. Do not worry; I ___ help you.</w:t>
-      </w:r>
-    </w:p>
-    <w:p>
-      <w:r>
-        <w:t xml:space="preserve">7. He said he ___ arrive early.</w:t>
-      </w:r>
-    </w:p>
-    <w:p>
-      <w:r>
-        <w:t xml:space="preserve">8. ___ you mind waiting here?</w:t>
-      </w:r>
-    </w:p>
-    <w:p>
-      <w:r>
-        <w:t xml:space="preserve">9. I am sure they ___ enjoy the trip.</w:t>
-      </w:r>
-    </w:p>
-    <w:p>
-      <w:r>
-        <w:t xml:space="preserve">10. ___ I open the window?</w:t>
-      </w:r>
-    </w:p>
-    <w:p>
-      <w:r>
-        <w:rPr>
+        <w:t>PHẦN 5. SHOULD / OUGHT TO (10 điểm)</w:t>
+      </w:r>
+    </w:p>
+    <w:p>
+      <w:pPr>
+        <w:spacing w:before="0" w:after="60"/>
+        <w:keepNext/>
+      </w:pPr>
+      <w:r>
+        <w:rPr>
+          <w:color w:val="000000"/>
+          <w:i/>
+        </w:rPr>
+        <w:t>Hướng dẫn: Điền should hoặc ought to để diễn đạt lời khuyên và nghĩa vụ phù hợp.</w:t>
+      </w:r>
+    </w:p>
+    <w:p>
+      <w:pPr>
+        <w:spacing w:before="40" w:after="60"/>
+      </w:pPr>
+      <w:r>
+        <w:rPr>
+          <w:color w:val="000000"/>
+        </w:rPr>
+        <w:t>1. You ___ stay up so late.</w:t>
+      </w:r>
+    </w:p>
+    <w:p>
+      <w:pPr>
+        <w:spacing w:before="120" w:after="160"/>
+      </w:pPr>
+      <w:r>
+        <w:rPr>
+          <w:color w:val="000000"/>
+        </w:rPr>
+        <w:t>2. They ___ check the weather before leaving.</w:t>
+      </w:r>
+    </w:p>
+    <w:p>
+      <w:pPr>
+        <w:spacing w:before="120" w:after="160"/>
+      </w:pPr>
+      <w:r>
+        <w:rPr>
+          <w:color w:val="000000"/>
+        </w:rPr>
+        <w:t>3. What ___ we do?</w:t>
+      </w:r>
+    </w:p>
+    <w:p>
+      <w:pPr>
+        <w:spacing w:before="120" w:after="160"/>
+      </w:pPr>
+      <w:r>
+        <w:rPr>
+          <w:color w:val="000000"/>
+        </w:rPr>
+        <w:t>4. Lan ___ talk to her teacher.</w:t>
+      </w:r>
+    </w:p>
+    <w:p>
+      <w:pPr>
+        <w:spacing w:before="120" w:after="160"/>
+      </w:pPr>
+      <w:r>
+        <w:rPr>
+          <w:color w:val="000000"/>
+        </w:rPr>
+        <w:t>5. You ___ eat more vegetables.</w:t>
+      </w:r>
+    </w:p>
+    <w:p>
+      <w:pPr>
+        <w:spacing w:before="120" w:after="160"/>
+      </w:pPr>
+      <w:r>
+        <w:rPr>
+          <w:color w:val="000000"/>
+        </w:rPr>
+        <w:t>6. Drivers ___ use phones while driving.</w:t>
+      </w:r>
+    </w:p>
+    <w:p>
+      <w:pPr>
+        <w:spacing w:before="120" w:after="160"/>
+      </w:pPr>
+      <w:r>
+        <w:rPr>
+          <w:color w:val="000000"/>
+        </w:rPr>
+        <w:t>7. I think you ___ take an umbrella.</w:t>
+      </w:r>
+    </w:p>
+    <w:p>
+      <w:pPr>
+        <w:spacing w:before="120" w:after="160"/>
+      </w:pPr>
+      <w:r>
+        <w:rPr>
+          <w:color w:val="000000"/>
+        </w:rPr>
+        <w:t>8. We ___ leave a little earlier.</w:t>
+      </w:r>
+    </w:p>
+    <w:p>
+      <w:pPr>
+        <w:spacing w:before="120" w:after="160"/>
+      </w:pPr>
+      <w:r>
+        <w:rPr>
+          <w:color w:val="000000"/>
+        </w:rPr>
+        <w:t>9. He ___ worry so much.</w:t>
+      </w:r>
+    </w:p>
+    <w:p>
+      <w:pPr>
+        <w:spacing w:before="120" w:after="160"/>
+      </w:pPr>
+      <w:r>
+        <w:rPr>
+          <w:color w:val="000000"/>
+        </w:rPr>
+        <w:t>10. ___ students wear uniforms?</w:t>
+      </w:r>
+    </w:p>
+    <w:p>
+      <w:pPr>
+        <w:spacing w:before="240" w:after="60"/>
+        <w:keepNext/>
+      </w:pPr>
+      <w:r>
+        <w:rPr>
+          <w:color w:val="000000"/>
           <w:b/>
         </w:rPr>
-        <w:t xml:space="preserve">PHẦN 7. SỬA LỖI SAI (10 điểm)</w:t>
-      </w:r>
-    </w:p>
-    <w:p>
-      <w:r>
-        <w:t xml:space="preserve">1. You should to rest.</w:t>
-      </w:r>
-    </w:p>
-    <w:p>
-      <w:r>
-        <w:t xml:space="preserve">2. We ought help them.</w:t>
-      </w:r>
-    </w:p>
-    <w:p>
-      <w:r>
-        <w:t xml:space="preserve">3. She will comes tomorrow.</w:t>
-      </w:r>
-    </w:p>
-    <w:p>
-      <w:r>
-        <w:t xml:space="preserve">4. Would you likes some tea?</w:t>
-      </w:r>
-    </w:p>
-    <w:p>
-      <w:r>
-        <w:t xml:space="preserve">5. Shall we to begin?</w:t>
-      </w:r>
-    </w:p>
-    <w:p>
-      <w:r>
-        <w:t xml:space="preserve">6. You do not must pay.</w:t>
-      </w:r>
-    </w:p>
-    <w:p>
-      <w:r>
-        <w:t xml:space="preserve">7. He must not work yesterday.</w:t>
-      </w:r>
-    </w:p>
-    <w:p>
-      <w:r>
-        <w:t xml:space="preserve">8. Could you helped me?</w:t>
-      </w:r>
-    </w:p>
-    <w:p>
-      <w:r>
-        <w:t xml:space="preserve">9. She have to leave early.</w:t>
-      </w:r>
-    </w:p>
-    <w:p>
-      <w:r>
-        <w:t xml:space="preserve">10. You ought not waste food.</w:t>
-      </w:r>
-    </w:p>
-    <w:p>
-      <w:r>
-        <w:rPr>
+        <w:t>PHẦN 6. WILL / WOULD / SHALL (10 điểm)</w:t>
+      </w:r>
+    </w:p>
+    <w:p>
+      <w:pPr>
+        <w:spacing w:before="0" w:after="60"/>
+        <w:keepNext/>
+      </w:pPr>
+      <w:r>
+        <w:rPr>
+          <w:color w:val="000000"/>
+          <w:i/>
+        </w:rPr>
+        <w:t>Hướng dẫn: Điền will, would hoặc shall theo ý định, lời mời, đề nghị và dự đoán.</w:t>
+      </w:r>
+    </w:p>
+    <w:p>
+      <w:pPr>
+        <w:spacing w:before="40" w:after="60"/>
+      </w:pPr>
+      <w:r>
+        <w:rPr>
+          <w:color w:val="000000"/>
+        </w:rPr>
+        <w:t>1. ___ I carry that bag for you?</w:t>
+      </w:r>
+    </w:p>
+    <w:p>
+      <w:pPr>
+        <w:spacing w:before="120" w:after="160"/>
+      </w:pPr>
+      <w:r>
+        <w:rPr>
+          <w:color w:val="000000"/>
+        </w:rPr>
+        <w:t>2. She promised she ___ call.</w:t>
+      </w:r>
+    </w:p>
+    <w:p>
+      <w:pPr>
+        <w:spacing w:before="120" w:after="160"/>
+      </w:pPr>
+      <w:r>
+        <w:rPr>
+          <w:color w:val="000000"/>
+        </w:rPr>
+        <w:t>3. We ___ not forget your help.</w:t>
+      </w:r>
+    </w:p>
+    <w:p>
+      <w:pPr>
+        <w:spacing w:before="120" w:after="160"/>
+      </w:pPr>
+      <w:r>
+        <w:rPr>
+          <w:color w:val="000000"/>
+        </w:rPr>
+        <w:t>4. What ___ you like to drink?</w:t>
+      </w:r>
+    </w:p>
+    <w:p>
+      <w:pPr>
+        <w:spacing w:before="120" w:after="160"/>
+      </w:pPr>
+      <w:r>
+        <w:rPr>
+          <w:color w:val="000000"/>
+        </w:rPr>
+        <w:t>5. ___ we go by bus or taxi?</w:t>
+      </w:r>
+    </w:p>
+    <w:p>
+      <w:pPr>
+        <w:spacing w:before="120" w:after="160"/>
+      </w:pPr>
+      <w:r>
+        <w:rPr>
+          <w:color w:val="000000"/>
+        </w:rPr>
+        <w:t>6. Do not worry; I ___ help you.</w:t>
+      </w:r>
+    </w:p>
+    <w:p>
+      <w:pPr>
+        <w:spacing w:before="120" w:after="160"/>
+      </w:pPr>
+      <w:r>
+        <w:rPr>
+          <w:color w:val="000000"/>
+        </w:rPr>
+        <w:t>7. He said he ___ arrive early.</w:t>
+      </w:r>
+    </w:p>
+    <w:p>
+      <w:pPr>
+        <w:spacing w:before="120" w:after="160"/>
+      </w:pPr>
+      <w:r>
+        <w:rPr>
+          <w:color w:val="000000"/>
+        </w:rPr>
+        <w:t>8. ___ you mind waiting here?</w:t>
+      </w:r>
+    </w:p>
+    <w:p>
+      <w:pPr>
+        <w:spacing w:before="120" w:after="160"/>
+      </w:pPr>
+      <w:r>
+        <w:rPr>
+          <w:color w:val="000000"/>
+        </w:rPr>
+        <w:t>9. I am sure they ___ enjoy the trip.</w:t>
+      </w:r>
+    </w:p>
+    <w:p>
+      <w:pPr>
+        <w:spacing w:before="120" w:after="160"/>
+      </w:pPr>
+      <w:r>
+        <w:rPr>
+          <w:color w:val="000000"/>
+        </w:rPr>
+        <w:t>10. ___ I open the window?</w:t>
+      </w:r>
+    </w:p>
+    <w:p>
+      <w:pPr>
+        <w:spacing w:before="240" w:after="60"/>
+        <w:keepNext/>
+      </w:pPr>
+      <w:r>
+        <w:rPr>
+          <w:color w:val="000000"/>
           <w:b/>
         </w:rPr>
-        <w:t xml:space="preserve">PHẦN 8. DỊCH SANG TIẾNG ANH (10 điểm)</w:t>
-      </w:r>
-    </w:p>
-    <w:p>
-      <w:r>
-        <w:t xml:space="preserve">1. Tôi có thể giúp bạn.</w:t>
-      </w:r>
-    </w:p>
-    <w:p>
-      <w:r>
-        <w:t xml:space="preserve">2. Khi còn nhỏ, cô ấy có thể bơi.</w:t>
-      </w:r>
-    </w:p>
-    <w:p>
-      <w:r>
-        <w:t xml:space="preserve">3. Trời có thể mưa tối nay.</w:t>
-      </w:r>
-    </w:p>
-    <w:p>
-      <w:r>
-        <w:t xml:space="preserve">4. Bạn không được hút thuốc ở đây.</w:t>
-      </w:r>
-    </w:p>
-    <w:p>
-      <w:r>
-        <w:t xml:space="preserve">5. Tôi phải đi làm sớm.</w:t>
-      </w:r>
-    </w:p>
-    <w:p>
-      <w:r>
-        <w:t xml:space="preserve">6. Bạn không cần phải mang đồ ăn.</w:t>
-      </w:r>
-    </w:p>
-    <w:p>
-      <w:r>
-        <w:t xml:space="preserve">7. Bạn nên gặp bác sĩ.</w:t>
-      </w:r>
-    </w:p>
-    <w:p>
-      <w:r>
-        <w:t xml:space="preserve">8. Chúng ta nên bắt đầu chứ?</w:t>
-      </w:r>
-    </w:p>
-    <w:p>
-      <w:r>
-        <w:t xml:space="preserve">9. Bạn có muốn uống trà không?</w:t>
-      </w:r>
-    </w:p>
-    <w:p>
-      <w:r>
-        <w:t xml:space="preserve">10. Tôi sẽ gọi cho bạn ngày mai.</w:t>
-      </w:r>
-    </w:p>
-    <w:p>
-      <w:r>
-        <w:rPr>
+        <w:t>PHẦN 7. SỬA LỖI SAI (10 điểm)</w:t>
+      </w:r>
+    </w:p>
+    <w:p>
+      <w:pPr>
+        <w:spacing w:before="0" w:after="60"/>
+        <w:keepNext/>
+      </w:pPr>
+      <w:r>
+        <w:rPr>
+          <w:color w:val="000000"/>
+          <w:i/>
+        </w:rPr>
+        <w:t>Hướng dẫn: Tìm lỗi sai và viết lại câu đúng hoàn chỉnh.</w:t>
+      </w:r>
+    </w:p>
+    <w:p>
+      <w:pPr>
+        <w:spacing w:before="40" w:after="60"/>
+      </w:pPr>
+      <w:r>
+        <w:rPr>
+          <w:color w:val="000000"/>
+        </w:rPr>
+        <w:t>1. You should to rest.</w:t>
+      </w:r>
+    </w:p>
+    <w:p>
+      <w:pPr>
+        <w:spacing w:before="120" w:after="160"/>
+      </w:pPr>
+      <w:r>
+        <w:rPr>
+          <w:color w:val="000000"/>
+        </w:rPr>
+        <w:t>2. We ought help them.</w:t>
+      </w:r>
+    </w:p>
+    <w:p>
+      <w:pPr>
+        <w:spacing w:before="120" w:after="160"/>
+      </w:pPr>
+      <w:r>
+        <w:rPr>
+          <w:color w:val="000000"/>
+        </w:rPr>
+        <w:t>3. She will comes tomorrow.</w:t>
+      </w:r>
+    </w:p>
+    <w:p>
+      <w:pPr>
+        <w:spacing w:before="120" w:after="160"/>
+      </w:pPr>
+      <w:r>
+        <w:rPr>
+          <w:color w:val="000000"/>
+        </w:rPr>
+        <w:t>4. Would you likes some tea?</w:t>
+      </w:r>
+    </w:p>
+    <w:p>
+      <w:pPr>
+        <w:spacing w:before="120" w:after="160"/>
+      </w:pPr>
+      <w:r>
+        <w:rPr>
+          <w:color w:val="000000"/>
+        </w:rPr>
+        <w:t>5. Shall we to begin?</w:t>
+      </w:r>
+    </w:p>
+    <w:p>
+      <w:pPr>
+        <w:spacing w:before="120" w:after="160"/>
+      </w:pPr>
+      <w:r>
+        <w:rPr>
+          <w:color w:val="000000"/>
+        </w:rPr>
+        <w:t>6. You do not must pay.</w:t>
+      </w:r>
+    </w:p>
+    <w:p>
+      <w:pPr>
+        <w:spacing w:before="120" w:after="160"/>
+      </w:pPr>
+      <w:r>
+        <w:rPr>
+          <w:color w:val="000000"/>
+        </w:rPr>
+        <w:t>7. He must not work yesterday.</w:t>
+      </w:r>
+    </w:p>
+    <w:p>
+      <w:pPr>
+        <w:spacing w:before="120" w:after="160"/>
+      </w:pPr>
+      <w:r>
+        <w:rPr>
+          <w:color w:val="000000"/>
+        </w:rPr>
+        <w:t>8. Could you helped me?</w:t>
+      </w:r>
+    </w:p>
+    <w:p>
+      <w:pPr>
+        <w:spacing w:before="120" w:after="160"/>
+      </w:pPr>
+      <w:r>
+        <w:rPr>
+          <w:color w:val="000000"/>
+        </w:rPr>
+        <w:t>9. She have to leave early.</w:t>
+      </w:r>
+    </w:p>
+    <w:p>
+      <w:pPr>
+        <w:spacing w:before="120" w:after="160"/>
+      </w:pPr>
+      <w:r>
+        <w:rPr>
+          <w:color w:val="000000"/>
+        </w:rPr>
+        <w:t>10. You ought not waste food.</w:t>
+      </w:r>
+    </w:p>
+    <w:p>
+      <w:pPr>
+        <w:spacing w:before="240" w:after="60"/>
+        <w:keepNext/>
+      </w:pPr>
+      <w:r>
+        <w:rPr>
+          <w:color w:val="000000"/>
           <w:b/>
         </w:rPr>
-        <w:t xml:space="preserve">PHẦN 9. ĐỌC HIỂU (10 điểm)</w:t>
-      </w:r>
-    </w:p>
-    <w:p>
-      <w:r>
-        <w:t xml:space="preserve">Tom has just started a new job. He can work from home twice a week, but he has to attend a meeting every Monday. He must not share company passwords. His manager said he should ask questions when instructions are unclear. Tom might travel to Singapore next month. His company will pay for the trip, and he will not have to book the hotel himself.</w:t>
-      </w:r>
-    </w:p>
-    <w:p>
-      <w:r>
-        <w:t xml:space="preserve">1. How often can Tom work from home? 2. When does he have to attend a meeting? 3. What must he not share? 4. What should he do when instructions are unclear? 5. What might happen next month?</w:t>
-      </w:r>
-    </w:p>
-    <w:p>
-      <w:r>
-        <w:rPr>
+        <w:t>PHẦN 8. DỊCH SANG TIẾNG ANH (10 điểm)</w:t>
+      </w:r>
+    </w:p>
+    <w:p>
+      <w:pPr>
+        <w:spacing w:before="0" w:after="60"/>
+        <w:keepNext/>
+      </w:pPr>
+      <w:r>
+        <w:rPr>
+          <w:color w:val="000000"/>
+          <w:i/>
+        </w:rPr>
+        <w:t>Hướng dẫn: Dịch từng câu sang tiếng Anh tự nhiên và đúng ngữ pháp.</w:t>
+      </w:r>
+    </w:p>
+    <w:p>
+      <w:pPr>
+        <w:spacing w:before="40" w:after="60"/>
+      </w:pPr>
+      <w:r>
+        <w:rPr>
+          <w:color w:val="000000"/>
+        </w:rPr>
+        <w:t>1. Tôi có thể giúp bạn.</w:t>
+      </w:r>
+    </w:p>
+    <w:p>
+      <w:pPr>
+        <w:spacing w:before="120" w:after="160"/>
+      </w:pPr>
+      <w:r>
+        <w:rPr>
+          <w:color w:val="000000"/>
+        </w:rPr>
+        <w:t>2. Khi còn nhỏ, cô ấy có thể bơi.</w:t>
+      </w:r>
+    </w:p>
+    <w:p>
+      <w:pPr>
+        <w:spacing w:before="120" w:after="160"/>
+      </w:pPr>
+      <w:r>
+        <w:rPr>
+          <w:color w:val="000000"/>
+        </w:rPr>
+        <w:t>3. Trời có thể mưa tối nay.</w:t>
+      </w:r>
+    </w:p>
+    <w:p>
+      <w:pPr>
+        <w:spacing w:before="120" w:after="160"/>
+      </w:pPr>
+      <w:r>
+        <w:rPr>
+          <w:color w:val="000000"/>
+        </w:rPr>
+        <w:t>4. Bạn không được hút thuốc ở đây.</w:t>
+      </w:r>
+    </w:p>
+    <w:p>
+      <w:pPr>
+        <w:spacing w:before="120" w:after="160"/>
+      </w:pPr>
+      <w:r>
+        <w:rPr>
+          <w:color w:val="000000"/>
+        </w:rPr>
+        <w:t>5. Tôi phải đi làm sớm.</w:t>
+      </w:r>
+    </w:p>
+    <w:p>
+      <w:pPr>
+        <w:spacing w:before="120" w:after="160"/>
+      </w:pPr>
+      <w:r>
+        <w:rPr>
+          <w:color w:val="000000"/>
+        </w:rPr>
+        <w:t>6. Bạn không cần phải mang đồ ăn.</w:t>
+      </w:r>
+    </w:p>
+    <w:p>
+      <w:pPr>
+        <w:spacing w:before="120" w:after="160"/>
+      </w:pPr>
+      <w:r>
+        <w:rPr>
+          <w:color w:val="000000"/>
+        </w:rPr>
+        <w:t>7. Bạn nên gặp bác sĩ.</w:t>
+      </w:r>
+    </w:p>
+    <w:p>
+      <w:pPr>
+        <w:spacing w:before="120" w:after="160"/>
+      </w:pPr>
+      <w:r>
+        <w:rPr>
+          <w:color w:val="000000"/>
+        </w:rPr>
+        <w:t>8. Chúng ta nên bắt đầu chứ?</w:t>
+      </w:r>
+    </w:p>
+    <w:p>
+      <w:pPr>
+        <w:spacing w:before="120" w:after="160"/>
+      </w:pPr>
+      <w:r>
+        <w:rPr>
+          <w:color w:val="000000"/>
+        </w:rPr>
+        <w:t>9. Bạn có muốn uống trà không?</w:t>
+      </w:r>
+    </w:p>
+    <w:p>
+      <w:pPr>
+        <w:spacing w:before="120" w:after="160"/>
+      </w:pPr>
+      <w:r>
+        <w:rPr>
+          <w:color w:val="000000"/>
+        </w:rPr>
+        <w:t>10. Tôi sẽ gọi cho bạn ngày mai.</w:t>
+      </w:r>
+    </w:p>
+    <w:p>
+      <w:pPr>
+        <w:spacing w:before="240" w:after="60"/>
+        <w:keepNext/>
+      </w:pPr>
+      <w:r>
+        <w:rPr>
+          <w:color w:val="000000"/>
           <w:b/>
         </w:rPr>
-        <w:t xml:space="preserve">PHẦN 10. VIẾT (10 điểm)</w:t>
-      </w:r>
-    </w:p>
-    <w:p>
-      <w:r>
-        <w:t xml:space="preserve">Viết 90–110 từ về ngày đầu tại trường hoặc nơi làm việc mới. Nêu khả năng, quy định, lời khuyên và kế hoạch bằng các động từ khuyết thiếu đã học.</w:t>
-      </w:r>
-    </w:p>
-    <w:p>
-      <w:r>
-        <w:rPr>
+        <w:t>PHẦN 9. ĐỌC HIỂU (10 điểm)</w:t>
+      </w:r>
+    </w:p>
+    <w:p>
+      <w:pPr>
+        <w:spacing w:before="0" w:after="60"/>
+        <w:keepNext/>
+      </w:pPr>
+      <w:r>
+        <w:rPr>
+          <w:color w:val="000000"/>
+          <w:i/>
+        </w:rPr>
+        <w:t>Hướng dẫn: Đọc đoạn văn và trả lời từng câu hỏi bằng thông tin trong bài.</w:t>
+      </w:r>
+    </w:p>
+    <w:p>
+      <w:pPr>
+        <w:spacing w:before="0" w:after="120"/>
+      </w:pPr>
+      <w:r>
+        <w:rPr>
+          <w:color w:val="000000"/>
+        </w:rPr>
+        <w:t>Tom has just started a new job. He can work from home twice a week, but he has to attend a meeting every Monday.</w:t>
+      </w:r>
+    </w:p>
+    <w:p>
+      <w:pPr>
+        <w:spacing w:before="0" w:after="120"/>
+      </w:pPr>
+      <w:r>
+        <w:rPr>
+          <w:color w:val="000000"/>
+        </w:rPr>
+        <w:t>He must not share company passwords. His manager said he should ask questions when instructions are unclear.</w:t>
+      </w:r>
+    </w:p>
+    <w:p>
+      <w:pPr>
+        <w:spacing w:before="0" w:after="120"/>
+      </w:pPr>
+      <w:r>
+        <w:rPr>
+          <w:color w:val="000000"/>
+        </w:rPr>
+        <w:t>Tom might travel to Singapore next month. His company will pay for the trip, and he will not have to book the hotel himself.</w:t>
+      </w:r>
+    </w:p>
+    <w:p>
+      <w:pPr>
+        <w:spacing w:before="120" w:after="160"/>
+      </w:pPr>
+      <w:r>
+        <w:rPr>
+          <w:color w:val="000000"/>
+        </w:rPr>
+        <w:t>1. How often can Tom work from home?</w:t>
+      </w:r>
+    </w:p>
+    <w:p>
+      <w:pPr>
+        <w:spacing w:before="120" w:after="160"/>
+      </w:pPr>
+      <w:r>
+        <w:rPr>
+          <w:color w:val="000000"/>
+        </w:rPr>
+        <w:t>2. When does he have to attend a meeting?</w:t>
+      </w:r>
+    </w:p>
+    <w:p>
+      <w:pPr>
+        <w:spacing w:before="120" w:after="160"/>
+      </w:pPr>
+      <w:r>
+        <w:rPr>
+          <w:color w:val="000000"/>
+        </w:rPr>
+        <w:t>3. What must he not share?</w:t>
+      </w:r>
+    </w:p>
+    <w:p>
+      <w:pPr>
+        <w:spacing w:before="120" w:after="160"/>
+      </w:pPr>
+      <w:r>
+        <w:rPr>
+          <w:color w:val="000000"/>
+        </w:rPr>
+        <w:t>4. What should he do when instructions are unclear?</w:t>
+      </w:r>
+    </w:p>
+    <w:p>
+      <w:pPr>
+        <w:spacing w:before="120" w:after="160"/>
+      </w:pPr>
+      <w:r>
+        <w:rPr>
+          <w:color w:val="000000"/>
+        </w:rPr>
+        <w:t>5. What might happen next month?</w:t>
+      </w:r>
+    </w:p>
+    <w:p>
+      <w:pPr>
+        <w:spacing w:before="240" w:after="60"/>
+        <w:keepNext/>
+      </w:pPr>
+      <w:r>
+        <w:rPr>
+          <w:color w:val="000000"/>
           <w:b/>
         </w:rPr>
-        <w:t xml:space="preserve">ĐÁP ÁN – ĐỀ 2</w:t>
-      </w:r>
-    </w:p>
-    <w:p>
-      <w:r>
-        <w:rPr>
+        <w:t>PHẦN 10. VIẾT (10 điểm)</w:t>
+      </w:r>
+    </w:p>
+    <w:p>
+      <w:pPr>
+        <w:spacing w:before="0" w:after="60"/>
+        <w:keepNext/>
+      </w:pPr>
+      <w:r>
+        <w:rPr>
+          <w:color w:val="000000"/>
+          <w:i/>
+        </w:rPr>
+        <w:t>Hướng dẫn: Viết đúng độ dài và sử dụng đủ các động từ khuyết thiếu được yêu cầu.</w:t>
+      </w:r>
+    </w:p>
+    <w:p>
+      <w:pPr>
+        <w:spacing w:before="40" w:after="60"/>
+      </w:pPr>
+      <w:r>
+        <w:rPr>
+          <w:color w:val="000000"/>
+        </w:rPr>
+        <w:t>Viết 90–110 từ về ngày đầu tại trường hoặc nơi làm việc mới. Nêu khả năng, quy định, lời khuyên và kế hoạch bằng các động từ khuyết thiếu đã học.</w:t>
+      </w:r>
+    </w:p>
+    <w:p>
+      <w:pPr>
+        <w:spacing w:before="0" w:after="280"/>
+        <w:keepNext/>
+        <w:jc w:val="center"/>
+      </w:pPr>
+      <w:r>
+        <w:rPr>
+          <w:color w:val="000000"/>
           <w:b/>
         </w:rPr>
-        <w:t xml:space="preserve">PHẦN 1: 1. A; 2. A; 3. A; 4. B; 5. A; 6. B; 7. B; 8. B; 9. A; 10. A</w:t>
-      </w:r>
-    </w:p>
-    <w:p>
-      <w:r>
-        <w:rPr>
+        <w:br w:type="page"/>
+        <w:t>ĐÁP ÁN</w:t>
+      </w:r>
+    </w:p>
+    <w:p>
+      <w:pPr>
+        <w:spacing w:before="240" w:after="60"/>
+        <w:keepNext/>
+      </w:pPr>
+      <w:r>
+        <w:rPr>
+          <w:color w:val="000000"/>
           <w:b/>
         </w:rPr>
-        <w:t xml:space="preserve">PHẦN 2: 1. could; 2. cannot; 3. Could; 4. can; 5. could; 6. Could; 7. can; 8. could; 9. can; 10. can</w:t>
-      </w:r>
-    </w:p>
-    <w:p>
-      <w:r>
-        <w:rPr>
+        <w:t>PHẦN 1</w:t>
+      </w:r>
+    </w:p>
+    <w:p>
+      <w:pPr>
+        <w:spacing w:before="60" w:after="120"/>
+      </w:pPr>
+      <w:r>
+        <w:rPr>
+          <w:color w:val="000000"/>
+        </w:rPr>
+        <w:t>Câu 1: A</w:t>
+      </w:r>
+    </w:p>
+    <w:p>
+      <w:pPr>
+        <w:spacing w:before="60" w:after="120"/>
+      </w:pPr>
+      <w:r>
+        <w:rPr>
+          <w:color w:val="000000"/>
+        </w:rPr>
+        <w:t>Câu 2: A</w:t>
+      </w:r>
+    </w:p>
+    <w:p>
+      <w:pPr>
+        <w:spacing w:before="60" w:after="120"/>
+      </w:pPr>
+      <w:r>
+        <w:rPr>
+          <w:color w:val="000000"/>
+        </w:rPr>
+        <w:t>Câu 3: A</w:t>
+      </w:r>
+    </w:p>
+    <w:p>
+      <w:pPr>
+        <w:spacing w:before="60" w:after="120"/>
+      </w:pPr>
+      <w:r>
+        <w:rPr>
+          <w:color w:val="000000"/>
+        </w:rPr>
+        <w:t>Câu 4: B</w:t>
+      </w:r>
+    </w:p>
+    <w:p>
+      <w:pPr>
+        <w:spacing w:before="60" w:after="120"/>
+      </w:pPr>
+      <w:r>
+        <w:rPr>
+          <w:color w:val="000000"/>
+        </w:rPr>
+        <w:t>Câu 5: A</w:t>
+      </w:r>
+    </w:p>
+    <w:p>
+      <w:pPr>
+        <w:spacing w:before="60" w:after="120"/>
+      </w:pPr>
+      <w:r>
+        <w:rPr>
+          <w:color w:val="000000"/>
+        </w:rPr>
+        <w:t>Câu 6: B</w:t>
+      </w:r>
+    </w:p>
+    <w:p>
+      <w:pPr>
+        <w:spacing w:before="60" w:after="120"/>
+      </w:pPr>
+      <w:r>
+        <w:rPr>
+          <w:color w:val="000000"/>
+        </w:rPr>
+        <w:t>Câu 7: B</w:t>
+      </w:r>
+    </w:p>
+    <w:p>
+      <w:pPr>
+        <w:spacing w:before="60" w:after="120"/>
+      </w:pPr>
+      <w:r>
+        <w:rPr>
+          <w:color w:val="000000"/>
+        </w:rPr>
+        <w:t>Câu 8: B</w:t>
+      </w:r>
+    </w:p>
+    <w:p>
+      <w:pPr>
+        <w:spacing w:before="60" w:after="120"/>
+      </w:pPr>
+      <w:r>
+        <w:rPr>
+          <w:color w:val="000000"/>
+        </w:rPr>
+        <w:t>Câu 9: A</w:t>
+      </w:r>
+    </w:p>
+    <w:p>
+      <w:pPr>
+        <w:spacing w:before="60" w:after="120"/>
+      </w:pPr>
+      <w:r>
+        <w:rPr>
+          <w:color w:val="000000"/>
+        </w:rPr>
+        <w:t>Câu 10: A</w:t>
+      </w:r>
+    </w:p>
+    <w:p>
+      <w:pPr>
+        <w:spacing w:before="240" w:after="60"/>
+        <w:keepNext/>
+      </w:pPr>
+      <w:r>
+        <w:rPr>
+          <w:color w:val="000000"/>
           <w:b/>
         </w:rPr>
-        <w:t xml:space="preserve">PHẦN 3: 1. may / might; 2. May; 3. may / might; 4. may / might; 5. may; 6. may / might; 7. might; 8. May; 9. may / might; 10. may / might</w:t>
-      </w:r>
-    </w:p>
-    <w:p>
-      <w:r>
-        <w:rPr>
+        <w:t>PHẦN 2</w:t>
+      </w:r>
+    </w:p>
+    <w:p>
+      <w:pPr>
+        <w:spacing w:before="60" w:after="120"/>
+      </w:pPr>
+      <w:r>
+        <w:rPr>
+          <w:color w:val="000000"/>
+        </w:rPr>
+        <w:t>Câu 1: could</w:t>
+      </w:r>
+    </w:p>
+    <w:p>
+      <w:pPr>
+        <w:spacing w:before="60" w:after="120"/>
+      </w:pPr>
+      <w:r>
+        <w:rPr>
+          <w:color w:val="000000"/>
+        </w:rPr>
+        <w:t>Câu 2: cannot</w:t>
+      </w:r>
+    </w:p>
+    <w:p>
+      <w:pPr>
+        <w:spacing w:before="60" w:after="120"/>
+      </w:pPr>
+      <w:r>
+        <w:rPr>
+          <w:color w:val="000000"/>
+        </w:rPr>
+        <w:t>Câu 3: Could</w:t>
+      </w:r>
+    </w:p>
+    <w:p>
+      <w:pPr>
+        <w:spacing w:before="60" w:after="120"/>
+      </w:pPr>
+      <w:r>
+        <w:rPr>
+          <w:color w:val="000000"/>
+        </w:rPr>
+        <w:t>Câu 4: can</w:t>
+      </w:r>
+    </w:p>
+    <w:p>
+      <w:pPr>
+        <w:spacing w:before="60" w:after="120"/>
+      </w:pPr>
+      <w:r>
+        <w:rPr>
+          <w:color w:val="000000"/>
+        </w:rPr>
+        <w:t>Câu 5: could</w:t>
+      </w:r>
+    </w:p>
+    <w:p>
+      <w:pPr>
+        <w:spacing w:before="60" w:after="120"/>
+      </w:pPr>
+      <w:r>
+        <w:rPr>
+          <w:color w:val="000000"/>
+        </w:rPr>
+        <w:t>Câu 6: Could</w:t>
+      </w:r>
+    </w:p>
+    <w:p>
+      <w:pPr>
+        <w:spacing w:before="60" w:after="120"/>
+      </w:pPr>
+      <w:r>
+        <w:rPr>
+          <w:color w:val="000000"/>
+        </w:rPr>
+        <w:t>Câu 7: can</w:t>
+      </w:r>
+    </w:p>
+    <w:p>
+      <w:pPr>
+        <w:spacing w:before="60" w:after="120"/>
+      </w:pPr>
+      <w:r>
+        <w:rPr>
+          <w:color w:val="000000"/>
+        </w:rPr>
+        <w:t>Câu 8: could</w:t>
+      </w:r>
+    </w:p>
+    <w:p>
+      <w:pPr>
+        <w:spacing w:before="60" w:after="120"/>
+      </w:pPr>
+      <w:r>
+        <w:rPr>
+          <w:color w:val="000000"/>
+        </w:rPr>
+        <w:t>Câu 9: can</w:t>
+      </w:r>
+    </w:p>
+    <w:p>
+      <w:pPr>
+        <w:spacing w:before="60" w:after="120"/>
+      </w:pPr>
+      <w:r>
+        <w:rPr>
+          <w:color w:val="000000"/>
+        </w:rPr>
+        <w:t>Câu 10: can</w:t>
+      </w:r>
+    </w:p>
+    <w:p>
+      <w:pPr>
+        <w:spacing w:before="240" w:after="60"/>
+        <w:keepNext/>
+      </w:pPr>
+      <w:r>
+        <w:rPr>
+          <w:color w:val="000000"/>
           <w:b/>
         </w:rPr>
-        <w:t xml:space="preserve">PHẦN 4: 1. must not; 2. did not have to; 3. must; 4. have to; 5. must not; 6. do not have to; 7. has to; 8. must; 9. do not have to; 10. have to</w:t>
-      </w:r>
-    </w:p>
-    <w:p>
-      <w:r>
-        <w:rPr>
+        <w:t>PHẦN 3</w:t>
+      </w:r>
+    </w:p>
+    <w:p>
+      <w:pPr>
+        <w:spacing w:before="60" w:after="120"/>
+      </w:pPr>
+      <w:r>
+        <w:rPr>
+          <w:color w:val="000000"/>
+        </w:rPr>
+        <w:t>Câu 1: may / might</w:t>
+      </w:r>
+    </w:p>
+    <w:p>
+      <w:pPr>
+        <w:spacing w:before="60" w:after="120"/>
+      </w:pPr>
+      <w:r>
+        <w:rPr>
+          <w:color w:val="000000"/>
+        </w:rPr>
+        <w:t>Câu 2: May</w:t>
+      </w:r>
+    </w:p>
+    <w:p>
+      <w:pPr>
+        <w:spacing w:before="60" w:after="120"/>
+      </w:pPr>
+      <w:r>
+        <w:rPr>
+          <w:color w:val="000000"/>
+        </w:rPr>
+        <w:t>Câu 3: may / might</w:t>
+      </w:r>
+    </w:p>
+    <w:p>
+      <w:pPr>
+        <w:spacing w:before="60" w:after="120"/>
+      </w:pPr>
+      <w:r>
+        <w:rPr>
+          <w:color w:val="000000"/>
+        </w:rPr>
+        <w:t>Câu 4: may / might</w:t>
+      </w:r>
+    </w:p>
+    <w:p>
+      <w:pPr>
+        <w:spacing w:before="60" w:after="120"/>
+      </w:pPr>
+      <w:r>
+        <w:rPr>
+          <w:color w:val="000000"/>
+        </w:rPr>
+        <w:t>Câu 5: may</w:t>
+      </w:r>
+    </w:p>
+    <w:p>
+      <w:pPr>
+        <w:spacing w:before="60" w:after="120"/>
+      </w:pPr>
+      <w:r>
+        <w:rPr>
+          <w:color w:val="000000"/>
+        </w:rPr>
+        <w:t>Câu 6: may / might</w:t>
+      </w:r>
+    </w:p>
+    <w:p>
+      <w:pPr>
+        <w:spacing w:before="60" w:after="120"/>
+      </w:pPr>
+      <w:r>
+        <w:rPr>
+          <w:color w:val="000000"/>
+        </w:rPr>
+        <w:t>Câu 7: might</w:t>
+      </w:r>
+    </w:p>
+    <w:p>
+      <w:pPr>
+        <w:spacing w:before="60" w:after="120"/>
+      </w:pPr>
+      <w:r>
+        <w:rPr>
+          <w:color w:val="000000"/>
+        </w:rPr>
+        <w:t>Câu 8: May</w:t>
+      </w:r>
+    </w:p>
+    <w:p>
+      <w:pPr>
+        <w:spacing w:before="60" w:after="120"/>
+      </w:pPr>
+      <w:r>
+        <w:rPr>
+          <w:color w:val="000000"/>
+        </w:rPr>
+        <w:t>Câu 9: may / might</w:t>
+      </w:r>
+    </w:p>
+    <w:p>
+      <w:pPr>
+        <w:spacing w:before="60" w:after="120"/>
+      </w:pPr>
+      <w:r>
+        <w:rPr>
+          <w:color w:val="000000"/>
+        </w:rPr>
+        <w:t>Câu 10: may / might</w:t>
+      </w:r>
+    </w:p>
+    <w:p>
+      <w:pPr>
+        <w:spacing w:before="240" w:after="60"/>
+        <w:keepNext/>
+      </w:pPr>
+      <w:r>
+        <w:rPr>
+          <w:color w:val="000000"/>
           <w:b/>
         </w:rPr>
-        <w:t xml:space="preserve">PHẦN 5: 1. should not / ought not to; 2. should / ought to; 3. should; 4. should / ought to; 5. should / ought to; 6. should not / ought not to; 7. should; 8. should / ought to; 9. should not / ought not to; 10. Should</w:t>
-      </w:r>
-    </w:p>
-    <w:p>
-      <w:r>
-        <w:rPr>
+        <w:t>PHẦN 4</w:t>
+      </w:r>
+    </w:p>
+    <w:p>
+      <w:pPr>
+        <w:spacing w:before="60" w:after="120"/>
+      </w:pPr>
+      <w:r>
+        <w:rPr>
+          <w:color w:val="000000"/>
+        </w:rPr>
+        <w:t>Câu 1: must not</w:t>
+      </w:r>
+    </w:p>
+    <w:p>
+      <w:pPr>
+        <w:spacing w:before="60" w:after="120"/>
+      </w:pPr>
+      <w:r>
+        <w:rPr>
+          <w:color w:val="000000"/>
+        </w:rPr>
+        <w:t>Câu 2: did not have to</w:t>
+      </w:r>
+    </w:p>
+    <w:p>
+      <w:pPr>
+        <w:spacing w:before="60" w:after="120"/>
+      </w:pPr>
+      <w:r>
+        <w:rPr>
+          <w:color w:val="000000"/>
+        </w:rPr>
+        <w:t>Câu 3: must</w:t>
+      </w:r>
+    </w:p>
+    <w:p>
+      <w:pPr>
+        <w:spacing w:before="60" w:after="120"/>
+      </w:pPr>
+      <w:r>
+        <w:rPr>
+          <w:color w:val="000000"/>
+        </w:rPr>
+        <w:t>Câu 4: have to</w:t>
+      </w:r>
+    </w:p>
+    <w:p>
+      <w:pPr>
+        <w:spacing w:before="60" w:after="120"/>
+      </w:pPr>
+      <w:r>
+        <w:rPr>
+          <w:color w:val="000000"/>
+        </w:rPr>
+        <w:t>Câu 5: must not</w:t>
+      </w:r>
+    </w:p>
+    <w:p>
+      <w:pPr>
+        <w:spacing w:before="60" w:after="120"/>
+      </w:pPr>
+      <w:r>
+        <w:rPr>
+          <w:color w:val="000000"/>
+        </w:rPr>
+        <w:t>Câu 6: do not have to</w:t>
+      </w:r>
+    </w:p>
+    <w:p>
+      <w:pPr>
+        <w:spacing w:before="60" w:after="120"/>
+      </w:pPr>
+      <w:r>
+        <w:rPr>
+          <w:color w:val="000000"/>
+        </w:rPr>
+        <w:t>Câu 7: has to</w:t>
+      </w:r>
+    </w:p>
+    <w:p>
+      <w:pPr>
+        <w:spacing w:before="60" w:after="120"/>
+      </w:pPr>
+      <w:r>
+        <w:rPr>
+          <w:color w:val="000000"/>
+        </w:rPr>
+        <w:t>Câu 8: must</w:t>
+      </w:r>
+    </w:p>
+    <w:p>
+      <w:pPr>
+        <w:spacing w:before="60" w:after="120"/>
+      </w:pPr>
+      <w:r>
+        <w:rPr>
+          <w:color w:val="000000"/>
+        </w:rPr>
+        <w:t>Câu 9: do not have to</w:t>
+      </w:r>
+    </w:p>
+    <w:p>
+      <w:pPr>
+        <w:spacing w:before="60" w:after="120"/>
+      </w:pPr>
+      <w:r>
+        <w:rPr>
+          <w:color w:val="000000"/>
+        </w:rPr>
+        <w:t>Câu 10: have to</w:t>
+      </w:r>
+    </w:p>
+    <w:p>
+      <w:pPr>
+        <w:spacing w:before="240" w:after="60"/>
+        <w:keepNext/>
+      </w:pPr>
+      <w:r>
+        <w:rPr>
+          <w:color w:val="000000"/>
           <w:b/>
         </w:rPr>
-        <w:t xml:space="preserve">PHẦN 6: 1. Shall; 2. would; 3. will; 4. would; 5. Shall; 6. will; 7. would; 8. Would; 9. will; 10. Shall</w:t>
-      </w:r>
-    </w:p>
-    <w:p>
-      <w:r>
-        <w:rPr>
+        <w:t>PHẦN 5</w:t>
+      </w:r>
+    </w:p>
+    <w:p>
+      <w:pPr>
+        <w:spacing w:before="60" w:after="120"/>
+      </w:pPr>
+      <w:r>
+        <w:rPr>
+          <w:color w:val="000000"/>
+        </w:rPr>
+        <w:t>Câu 1: should not / ought not to</w:t>
+      </w:r>
+    </w:p>
+    <w:p>
+      <w:pPr>
+        <w:spacing w:before="60" w:after="120"/>
+      </w:pPr>
+      <w:r>
+        <w:rPr>
+          <w:color w:val="000000"/>
+        </w:rPr>
+        <w:t>Câu 2: should / ought to</w:t>
+      </w:r>
+    </w:p>
+    <w:p>
+      <w:pPr>
+        <w:spacing w:before="60" w:after="120"/>
+      </w:pPr>
+      <w:r>
+        <w:rPr>
+          <w:color w:val="000000"/>
+        </w:rPr>
+        <w:t>Câu 3: should</w:t>
+      </w:r>
+    </w:p>
+    <w:p>
+      <w:pPr>
+        <w:spacing w:before="60" w:after="120"/>
+      </w:pPr>
+      <w:r>
+        <w:rPr>
+          <w:color w:val="000000"/>
+        </w:rPr>
+        <w:t>Câu 4: should / ought to</w:t>
+      </w:r>
+    </w:p>
+    <w:p>
+      <w:pPr>
+        <w:spacing w:before="60" w:after="120"/>
+      </w:pPr>
+      <w:r>
+        <w:rPr>
+          <w:color w:val="000000"/>
+        </w:rPr>
+        <w:t>Câu 5: should / ought to</w:t>
+      </w:r>
+    </w:p>
+    <w:p>
+      <w:pPr>
+        <w:spacing w:before="60" w:after="120"/>
+      </w:pPr>
+      <w:r>
+        <w:rPr>
+          <w:color w:val="000000"/>
+        </w:rPr>
+        <w:t>Câu 6: should not / ought not to</w:t>
+      </w:r>
+    </w:p>
+    <w:p>
+      <w:pPr>
+        <w:spacing w:before="60" w:after="120"/>
+      </w:pPr>
+      <w:r>
+        <w:rPr>
+          <w:color w:val="000000"/>
+        </w:rPr>
+        <w:t>Câu 7: should</w:t>
+      </w:r>
+    </w:p>
+    <w:p>
+      <w:pPr>
+        <w:spacing w:before="60" w:after="120"/>
+      </w:pPr>
+      <w:r>
+        <w:rPr>
+          <w:color w:val="000000"/>
+        </w:rPr>
+        <w:t>Câu 8: should / ought to</w:t>
+      </w:r>
+    </w:p>
+    <w:p>
+      <w:pPr>
+        <w:spacing w:before="60" w:after="120"/>
+      </w:pPr>
+      <w:r>
+        <w:rPr>
+          <w:color w:val="000000"/>
+        </w:rPr>
+        <w:t>Câu 9: should not / ought not to</w:t>
+      </w:r>
+    </w:p>
+    <w:p>
+      <w:pPr>
+        <w:spacing w:before="60" w:after="120"/>
+      </w:pPr>
+      <w:r>
+        <w:rPr>
+          <w:color w:val="000000"/>
+        </w:rPr>
+        <w:t>Câu 10: Should</w:t>
+      </w:r>
+    </w:p>
+    <w:p>
+      <w:pPr>
+        <w:spacing w:before="240" w:after="60"/>
+        <w:keepNext/>
+      </w:pPr>
+      <w:r>
+        <w:rPr>
+          <w:color w:val="000000"/>
           <w:b/>
         </w:rPr>
-        <w:t xml:space="preserve">PHẦN 7: 1. You should rest.; 2. We ought to help them.; 3. She will come tomorrow.; 4. Would you like some tea?; 5. Shall we begin?; 6. You do not have to pay.; 7. He did not have to work yesterday.; 8. Could you help me?; 9. She has to leave early.; 10. You ought not to waste food.</w:t>
-      </w:r>
-    </w:p>
-    <w:p>
-      <w:r>
-        <w:rPr>
+        <w:t>PHẦN 6</w:t>
+      </w:r>
+    </w:p>
+    <w:p>
+      <w:pPr>
+        <w:spacing w:before="60" w:after="120"/>
+      </w:pPr>
+      <w:r>
+        <w:rPr>
+          <w:color w:val="000000"/>
+        </w:rPr>
+        <w:t>Câu 1: Shall</w:t>
+      </w:r>
+    </w:p>
+    <w:p>
+      <w:pPr>
+        <w:spacing w:before="60" w:after="120"/>
+      </w:pPr>
+      <w:r>
+        <w:rPr>
+          <w:color w:val="000000"/>
+        </w:rPr>
+        <w:t>Câu 2: would</w:t>
+      </w:r>
+    </w:p>
+    <w:p>
+      <w:pPr>
+        <w:spacing w:before="60" w:after="120"/>
+      </w:pPr>
+      <w:r>
+        <w:rPr>
+          <w:color w:val="000000"/>
+        </w:rPr>
+        <w:t>Câu 3: will</w:t>
+      </w:r>
+    </w:p>
+    <w:p>
+      <w:pPr>
+        <w:spacing w:before="60" w:after="120"/>
+      </w:pPr>
+      <w:r>
+        <w:rPr>
+          <w:color w:val="000000"/>
+        </w:rPr>
+        <w:t>Câu 4: would</w:t>
+      </w:r>
+    </w:p>
+    <w:p>
+      <w:pPr>
+        <w:spacing w:before="60" w:after="120"/>
+      </w:pPr>
+      <w:r>
+        <w:rPr>
+          <w:color w:val="000000"/>
+        </w:rPr>
+        <w:t>Câu 5: Shall</w:t>
+      </w:r>
+    </w:p>
+    <w:p>
+      <w:pPr>
+        <w:spacing w:before="60" w:after="120"/>
+      </w:pPr>
+      <w:r>
+        <w:rPr>
+          <w:color w:val="000000"/>
+        </w:rPr>
+        <w:t>Câu 6: will</w:t>
+      </w:r>
+    </w:p>
+    <w:p>
+      <w:pPr>
+        <w:spacing w:before="60" w:after="120"/>
+      </w:pPr>
+      <w:r>
+        <w:rPr>
+          <w:color w:val="000000"/>
+        </w:rPr>
+        <w:t>Câu 7: would</w:t>
+      </w:r>
+    </w:p>
+    <w:p>
+      <w:pPr>
+        <w:spacing w:before="60" w:after="120"/>
+      </w:pPr>
+      <w:r>
+        <w:rPr>
+          <w:color w:val="000000"/>
+        </w:rPr>
+        <w:t>Câu 8: Would</w:t>
+      </w:r>
+    </w:p>
+    <w:p>
+      <w:pPr>
+        <w:spacing w:before="60" w:after="120"/>
+      </w:pPr>
+      <w:r>
+        <w:rPr>
+          <w:color w:val="000000"/>
+        </w:rPr>
+        <w:t>Câu 9: will</w:t>
+      </w:r>
+    </w:p>
+    <w:p>
+      <w:pPr>
+        <w:spacing w:before="60" w:after="120"/>
+      </w:pPr>
+      <w:r>
+        <w:rPr>
+          <w:color w:val="000000"/>
+        </w:rPr>
+        <w:t>Câu 10: Shall</w:t>
+      </w:r>
+    </w:p>
+    <w:p>
+      <w:pPr>
+        <w:spacing w:before="240" w:after="60"/>
+        <w:keepNext/>
+      </w:pPr>
+      <w:r>
+        <w:rPr>
+          <w:color w:val="000000"/>
           <w:b/>
         </w:rPr>
-        <w:t xml:space="preserve">PHẦN 8: 1 I can help you. 2 She could swim when she was young. 3 It may/might rain tonight. 4 You must not smoke here. 5 I have to go to work early. 6 You do not have to bring food. 7 You should/ought to see a doctor. 8 Shall we start? 9 Would you like some tea? 10 I will call you tomorrow.</w:t>
-      </w:r>
-    </w:p>
-    <w:p>
-      <w:r>
-        <w:rPr>
+        <w:t>PHẦN 7</w:t>
+      </w:r>
+    </w:p>
+    <w:p>
+      <w:pPr>
+        <w:spacing w:before="60" w:after="120"/>
+      </w:pPr>
+      <w:r>
+        <w:rPr>
+          <w:color w:val="000000"/>
+        </w:rPr>
+        <w:t>Câu 1: You should rest.</w:t>
+      </w:r>
+    </w:p>
+    <w:p>
+      <w:pPr>
+        <w:spacing w:before="60" w:after="120"/>
+      </w:pPr>
+      <w:r>
+        <w:rPr>
+          <w:color w:val="000000"/>
+        </w:rPr>
+        <w:t>Câu 2: We ought to help them.</w:t>
+      </w:r>
+    </w:p>
+    <w:p>
+      <w:pPr>
+        <w:spacing w:before="60" w:after="120"/>
+      </w:pPr>
+      <w:r>
+        <w:rPr>
+          <w:color w:val="000000"/>
+        </w:rPr>
+        <w:t>Câu 3: She will come tomorrow.</w:t>
+      </w:r>
+    </w:p>
+    <w:p>
+      <w:pPr>
+        <w:spacing w:before="60" w:after="120"/>
+      </w:pPr>
+      <w:r>
+        <w:rPr>
+          <w:color w:val="000000"/>
+        </w:rPr>
+        <w:t>Câu 4: Would you like some tea?</w:t>
+      </w:r>
+    </w:p>
+    <w:p>
+      <w:pPr>
+        <w:spacing w:before="60" w:after="120"/>
+      </w:pPr>
+      <w:r>
+        <w:rPr>
+          <w:color w:val="000000"/>
+        </w:rPr>
+        <w:t>Câu 5: Shall we begin?</w:t>
+      </w:r>
+    </w:p>
+    <w:p>
+      <w:pPr>
+        <w:spacing w:before="60" w:after="120"/>
+      </w:pPr>
+      <w:r>
+        <w:rPr>
+          <w:color w:val="000000"/>
+        </w:rPr>
+        <w:t>Câu 6: You do not have to pay.</w:t>
+      </w:r>
+    </w:p>
+    <w:p>
+      <w:pPr>
+        <w:spacing w:before="60" w:after="120"/>
+      </w:pPr>
+      <w:r>
+        <w:rPr>
+          <w:color w:val="000000"/>
+        </w:rPr>
+        <w:t>Câu 7: He did not have to work yesterday.</w:t>
+      </w:r>
+    </w:p>
+    <w:p>
+      <w:pPr>
+        <w:spacing w:before="60" w:after="120"/>
+      </w:pPr>
+      <w:r>
+        <w:rPr>
+          <w:color w:val="000000"/>
+        </w:rPr>
+        <w:t>Câu 8: Could you help me?</w:t>
+      </w:r>
+    </w:p>
+    <w:p>
+      <w:pPr>
+        <w:spacing w:before="60" w:after="120"/>
+      </w:pPr>
+      <w:r>
+        <w:rPr>
+          <w:color w:val="000000"/>
+        </w:rPr>
+        <w:t>Câu 9: She has to leave early.</w:t>
+      </w:r>
+    </w:p>
+    <w:p>
+      <w:pPr>
+        <w:spacing w:before="60" w:after="120"/>
+      </w:pPr>
+      <w:r>
+        <w:rPr>
+          <w:color w:val="000000"/>
+        </w:rPr>
+        <w:t>Câu 10: You ought not to waste food.</w:t>
+      </w:r>
+    </w:p>
+    <w:p>
+      <w:pPr>
+        <w:spacing w:before="240" w:after="60"/>
+        <w:keepNext/>
+      </w:pPr>
+      <w:r>
+        <w:rPr>
+          <w:color w:val="000000"/>
           <w:b/>
         </w:rPr>
-        <w:t xml:space="preserve">PHẦN 9: 1. Twice a week. 2. Every Monday. 3. Company passwords. 4. Ask questions. 5. He might travel to Singapore.</w:t>
-      </w:r>
-    </w:p>
-    <w:p>
-      <w:r>
-        <w:rPr>
+        <w:t>PHẦN 8</w:t>
+      </w:r>
+    </w:p>
+    <w:p>
+      <w:pPr>
+        <w:spacing w:before="60" w:after="120"/>
+      </w:pPr>
+      <w:r>
+        <w:rPr>
+          <w:color w:val="000000"/>
+        </w:rPr>
+        <w:t>Câu 1: I can help you.</w:t>
+      </w:r>
+    </w:p>
+    <w:p>
+      <w:pPr>
+        <w:spacing w:before="60" w:after="120"/>
+      </w:pPr>
+      <w:r>
+        <w:rPr>
+          <w:color w:val="000000"/>
+        </w:rPr>
+        <w:t>Câu 2: She could swim when she was young.</w:t>
+      </w:r>
+    </w:p>
+    <w:p>
+      <w:pPr>
+        <w:spacing w:before="60" w:after="120"/>
+      </w:pPr>
+      <w:r>
+        <w:rPr>
+          <w:color w:val="000000"/>
+        </w:rPr>
+        <w:t>Câu 3: It may/might rain tonight.</w:t>
+      </w:r>
+    </w:p>
+    <w:p>
+      <w:pPr>
+        <w:spacing w:before="60" w:after="120"/>
+      </w:pPr>
+      <w:r>
+        <w:rPr>
+          <w:color w:val="000000"/>
+        </w:rPr>
+        <w:t>Câu 4: You must not smoke here.</w:t>
+      </w:r>
+    </w:p>
+    <w:p>
+      <w:pPr>
+        <w:spacing w:before="60" w:after="120"/>
+      </w:pPr>
+      <w:r>
+        <w:rPr>
+          <w:color w:val="000000"/>
+        </w:rPr>
+        <w:t>Câu 5: I have to go to work early.</w:t>
+      </w:r>
+    </w:p>
+    <w:p>
+      <w:pPr>
+        <w:spacing w:before="60" w:after="120"/>
+      </w:pPr>
+      <w:r>
+        <w:rPr>
+          <w:color w:val="000000"/>
+        </w:rPr>
+        <w:t>Câu 6: You do not have to bring food.</w:t>
+      </w:r>
+    </w:p>
+    <w:p>
+      <w:pPr>
+        <w:spacing w:before="60" w:after="120"/>
+      </w:pPr>
+      <w:r>
+        <w:rPr>
+          <w:color w:val="000000"/>
+        </w:rPr>
+        <w:t>Câu 7: You should/ought to see a doctor.</w:t>
+      </w:r>
+    </w:p>
+    <w:p>
+      <w:pPr>
+        <w:spacing w:before="60" w:after="120"/>
+      </w:pPr>
+      <w:r>
+        <w:rPr>
+          <w:color w:val="000000"/>
+        </w:rPr>
+        <w:t>Câu 8: Shall we start?</w:t>
+      </w:r>
+    </w:p>
+    <w:p>
+      <w:pPr>
+        <w:spacing w:before="60" w:after="120"/>
+      </w:pPr>
+      <w:r>
+        <w:rPr>
+          <w:color w:val="000000"/>
+        </w:rPr>
+        <w:t>Câu 9: Would you like some tea?</w:t>
+      </w:r>
+    </w:p>
+    <w:p>
+      <w:pPr>
+        <w:spacing w:before="60" w:after="120"/>
+      </w:pPr>
+      <w:r>
+        <w:rPr>
+          <w:color w:val="000000"/>
+        </w:rPr>
+        <w:t>Câu 10: I will call you tomorrow.</w:t>
+      </w:r>
+    </w:p>
+    <w:p>
+      <w:pPr>
+        <w:spacing w:before="240" w:after="60"/>
+        <w:keepNext/>
+      </w:pPr>
+      <w:r>
+        <w:rPr>
+          <w:color w:val="000000"/>
           <w:b/>
         </w:rPr>
-        <w:t xml:space="preserve">BÀI VIẾT MẪU (102 từ): On my first day at a new office, I could not remember everyone's name, but I could use the computer system well. Employees have to arrive before nine and must wear an identity card. We must not share passwords. My manager said I should ask questions and ought to take notes during training. I may work from home next Friday, but I might stay at the office instead. A coworker asked, “Would you like to have lunch with us?” I gladly agreed. I will prepare more carefully tomorrow. Shall I bring my own laptop? I think this job will become easier soon.</w:t>
+        <w:t>PHẦN 9</w:t>
+      </w:r>
+    </w:p>
+    <w:p>
+      <w:pPr>
+        <w:spacing w:before="60" w:after="120"/>
+      </w:pPr>
+      <w:r>
+        <w:rPr>
+          <w:color w:val="000000"/>
+        </w:rPr>
+        <w:t>Câu 1: Twice a week.</w:t>
+      </w:r>
+    </w:p>
+    <w:p>
+      <w:pPr>
+        <w:spacing w:before="60" w:after="120"/>
+      </w:pPr>
+      <w:r>
+        <w:rPr>
+          <w:color w:val="000000"/>
+        </w:rPr>
+        <w:t>Câu 2: Every Monday.</w:t>
+      </w:r>
+    </w:p>
+    <w:p>
+      <w:pPr>
+        <w:spacing w:before="60" w:after="120"/>
+      </w:pPr>
+      <w:r>
+        <w:rPr>
+          <w:color w:val="000000"/>
+        </w:rPr>
+        <w:t>Câu 3: Company passwords.</w:t>
+      </w:r>
+    </w:p>
+    <w:p>
+      <w:pPr>
+        <w:spacing w:before="60" w:after="120"/>
+      </w:pPr>
+      <w:r>
+        <w:rPr>
+          <w:color w:val="000000"/>
+        </w:rPr>
+        <w:t>Câu 4: Ask questions.</w:t>
+      </w:r>
+    </w:p>
+    <w:p>
+      <w:pPr>
+        <w:spacing w:before="60" w:after="120"/>
+      </w:pPr>
+      <w:r>
+        <w:rPr>
+          <w:color w:val="000000"/>
+        </w:rPr>
+        <w:t>Câu 5: He might travel to Singapore.</w:t>
+      </w:r>
+    </w:p>
+    <w:p>
+      <w:pPr>
+        <w:spacing w:before="240" w:after="60"/>
+        <w:keepNext/>
+      </w:pPr>
+      <w:r>
+        <w:rPr>
+          <w:color w:val="000000"/>
+          <w:b/>
+        </w:rPr>
+        <w:t>PHẦN 10</w:t>
+      </w:r>
+    </w:p>
+    <w:p>
+      <w:pPr>
+        <w:spacing w:before="240" w:after="60"/>
+        <w:keepNext/>
+      </w:pPr>
+      <w:r>
+        <w:rPr>
+          <w:color w:val="000000"/>
+          <w:b/>
+        </w:rPr>
+        <w:t>Câu trả lời tham khảo</w:t>
+      </w:r>
+    </w:p>
+    <w:p>
+      <w:pPr>
+        <w:spacing w:before="0" w:after="160"/>
+      </w:pPr>
+      <w:r>
+        <w:rPr>
+          <w:color w:val="000000"/>
+        </w:rPr>
+        <w:t>BÀI VIẾT MẪU (102 từ): On my first day at a new office, I could not remember everyone's name, but I could use the computer system well. Employees have to arrive before nine and must wear an identity card. We must not share passwords. My manager said I should ask questions and ought to take notes during training. I may work from home next Friday, but I might stay at the office instead. A coworker asked, “Would you like to have lunch with us?” I gladly agreed. I will prepare more carefully tomorrow. Shall I bring my own laptop? I think this job will become easier soon.</w:t>
       </w:r>
     </w:p>
     <w:sectPr>
